--- a/WORD/Aleksa_Stojanovic_Zavrsni_Rad_dopunjene_transakcije_i_objekti.docx
+++ b/WORD/Aleksa_Stojanovic_Zavrsni_Rad_dopunjene_transakcije_i_objekti.docx
@@ -14692,15 +14692,7 @@
       </w:r>
       <w:proofErr w:type="spellEnd"/>
       <w:r>
-        <w:t xml:space="preserve"> </w:t>
-      </w:r>
-      <w:proofErr w:type="spellStart"/>
-      <w:r>
-        <w:t>је</w:t>
-      </w:r>
-      <w:proofErr w:type="spellEnd"/>
-      <w:r>
-        <w:t xml:space="preserve"> </w:t>
+        <w:t xml:space="preserve"> је </w:t>
       </w:r>
       <w:proofErr w:type="spellStart"/>
       <w:r>
@@ -17984,15 +17976,7 @@
       </w:r>
       <w:proofErr w:type="spellEnd"/>
       <w:r>
-        <w:t xml:space="preserve"> </w:t>
-      </w:r>
-      <w:proofErr w:type="spellStart"/>
-      <w:r>
-        <w:t>са</w:t>
-      </w:r>
-      <w:proofErr w:type="spellEnd"/>
-      <w:r>
-        <w:t xml:space="preserve"> </w:t>
+        <w:t xml:space="preserve"> са </w:t>
       </w:r>
       <w:proofErr w:type="spellStart"/>
       <w:r>
@@ -27320,10 +27304,6 @@
       <w:proofErr w:type="spellEnd"/>
     </w:p>
     <w:p>
-      <w:pPr>
-        <w:spacing w:line="360" w:lineRule="auto"/>
-        <w:ind w:firstLine="709"/>
-      </w:pPr>
       <w:proofErr w:type="spellStart"/>
       <w:r>
         <w:t>Трансакција</w:t>
@@ -27530,7 +27510,17 @@
       </w:r>
       <w:proofErr w:type="spellEnd"/>
       <w:r>
-        <w:t xml:space="preserve"> COMMIT. </w:t>
+        <w:t xml:space="preserve"> </w:t>
+      </w:r>
+      <w:r>
+        <w:rPr>
+          <w:i/>
+          <w:iCs/>
+        </w:rPr>
+        <w:t>COMMIT</w:t>
+      </w:r>
+      <w:r>
+        <w:t xml:space="preserve">. </w:t>
       </w:r>
       <w:proofErr w:type="spellStart"/>
       <w:r>
@@ -27573,8 +27563,15 @@
         <w:t xml:space="preserve"> </w:t>
       </w:r>
       <w:r>
+        <w:rPr>
+          <w:i/>
+          <w:iCs/>
+        </w:rPr>
         <w:lastRenderedPageBreak/>
-        <w:t xml:space="preserve">ROLLBACK </w:t>
+        <w:t>ROLLBACK</w:t>
+      </w:r>
+      <w:r>
+        <w:t xml:space="preserve"> </w:t>
       </w:r>
       <w:proofErr w:type="spellStart"/>
       <w:r>
@@ -27722,10 +27719,6 @@
       </w:r>
     </w:p>
     <w:p>
-      <w:pPr>
-        <w:spacing w:line="360" w:lineRule="auto"/>
-        <w:ind w:firstLine="709"/>
-      </w:pPr>
       <w:r>
         <w:t xml:space="preserve">У </w:t>
       </w:r>
@@ -28119,14 +28112,29 @@
     <w:p>
       <w:pPr>
         <w:pStyle w:val="ListBullet"/>
+        <w:numPr>
+          <w:ilvl w:val="0"/>
+          <w:numId w:val="17"/>
+        </w:numPr>
       </w:pPr>
       <w:proofErr w:type="spellStart"/>
       <w:r>
+        <w:rPr>
+          <w:b/>
+          <w:bCs/>
+        </w:rPr>
         <w:t>Атомичност</w:t>
       </w:r>
       <w:proofErr w:type="spellEnd"/>
       <w:r>
-        <w:t xml:space="preserve"> (Atomicity) </w:t>
+        <w:rPr>
+          <w:b/>
+          <w:bCs/>
+        </w:rPr>
+        <w:t xml:space="preserve"> (Atomicity)</w:t>
+      </w:r>
+      <w:r>
+        <w:t xml:space="preserve"> </w:t>
       </w:r>
       <w:proofErr w:type="spellStart"/>
       <w:r>
@@ -28244,14 +28252,29 @@
     <w:p>
       <w:pPr>
         <w:pStyle w:val="ListBullet"/>
+        <w:numPr>
+          <w:ilvl w:val="0"/>
+          <w:numId w:val="17"/>
+        </w:numPr>
       </w:pPr>
       <w:proofErr w:type="spellStart"/>
       <w:r>
+        <w:rPr>
+          <w:b/>
+          <w:bCs/>
+        </w:rPr>
         <w:t>Доследност</w:t>
       </w:r>
       <w:proofErr w:type="spellEnd"/>
       <w:r>
-        <w:t xml:space="preserve"> (Consistency) </w:t>
+        <w:rPr>
+          <w:b/>
+          <w:bCs/>
+        </w:rPr>
+        <w:t xml:space="preserve"> (Consistency)</w:t>
+      </w:r>
+      <w:r>
+        <w:t xml:space="preserve"> </w:t>
       </w:r>
       <w:proofErr w:type="spellStart"/>
       <w:r>
@@ -28353,14 +28376,29 @@
     <w:p>
       <w:pPr>
         <w:pStyle w:val="ListBullet"/>
+        <w:numPr>
+          <w:ilvl w:val="0"/>
+          <w:numId w:val="17"/>
+        </w:numPr>
       </w:pPr>
       <w:proofErr w:type="spellStart"/>
       <w:r>
+        <w:rPr>
+          <w:b/>
+          <w:bCs/>
+        </w:rPr>
         <w:t>Изолованост</w:t>
       </w:r>
       <w:proofErr w:type="spellEnd"/>
       <w:r>
-        <w:t xml:space="preserve"> (Isolation) </w:t>
+        <w:rPr>
+          <w:b/>
+          <w:bCs/>
+        </w:rPr>
+        <w:t xml:space="preserve"> (Isolation)</w:t>
+      </w:r>
+      <w:r>
+        <w:t xml:space="preserve"> </w:t>
       </w:r>
       <w:proofErr w:type="spellStart"/>
       <w:r>
@@ -28462,14 +28500,29 @@
     <w:p>
       <w:pPr>
         <w:pStyle w:val="ListBullet"/>
+        <w:numPr>
+          <w:ilvl w:val="0"/>
+          <w:numId w:val="17"/>
+        </w:numPr>
       </w:pPr>
       <w:proofErr w:type="spellStart"/>
       <w:r>
+        <w:rPr>
+          <w:b/>
+          <w:bCs/>
+        </w:rPr>
         <w:t>Трајност</w:t>
       </w:r>
       <w:proofErr w:type="spellEnd"/>
       <w:r>
-        <w:t xml:space="preserve"> (Durability) </w:t>
+        <w:rPr>
+          <w:b/>
+          <w:bCs/>
+        </w:rPr>
+        <w:t xml:space="preserve"> (Durability)</w:t>
+      </w:r>
+      <w:r>
+        <w:t xml:space="preserve"> </w:t>
       </w:r>
       <w:proofErr w:type="spellStart"/>
       <w:r>
@@ -29128,17 +29181,29 @@
     </w:p>
     <w:p>
       <w:pPr>
-        <w:pStyle w:val="ListBullet"/>
-        <w:tabs>
-          <w:tab w:val="num" w:pos="2257"/>
-        </w:tabs>
-        <w:ind w:left="1080"/>
+        <w:pStyle w:val="ListParagraph"/>
+        <w:numPr>
+          <w:ilvl w:val="0"/>
+          <w:numId w:val="16"/>
+        </w:numPr>
+        <w:spacing w:after="0"/>
       </w:pPr>
       <w:proofErr w:type="spellStart"/>
       <w:r>
+        <w:rPr>
+          <w:b/>
+          <w:bCs/>
+        </w:rPr>
         <w:t>Погледи</w:t>
       </w:r>
       <w:proofErr w:type="spellEnd"/>
+      <w:r>
+        <w:rPr>
+          <w:b/>
+          <w:bCs/>
+        </w:rPr>
+        <w:t xml:space="preserve"> -</w:t>
+      </w:r>
       <w:r>
         <w:t xml:space="preserve"> </w:t>
       </w:r>
@@ -29346,16 +29411,30 @@
     <w:p>
       <w:pPr>
         <w:pStyle w:val="ListBullet"/>
+        <w:numPr>
+          <w:ilvl w:val="0"/>
+          <w:numId w:val="16"/>
+        </w:numPr>
         <w:tabs>
           <w:tab w:val="num" w:pos="2257"/>
         </w:tabs>
-        <w:ind w:left="1080"/>
       </w:pPr>
       <w:proofErr w:type="spellStart"/>
       <w:r>
+        <w:rPr>
+          <w:b/>
+          <w:bCs/>
+        </w:rPr>
         <w:t>Функције</w:t>
       </w:r>
       <w:proofErr w:type="spellEnd"/>
+      <w:r>
+        <w:rPr>
+          <w:b/>
+          <w:bCs/>
+        </w:rPr>
+        <w:t xml:space="preserve"> -</w:t>
+      </w:r>
       <w:r>
         <w:t xml:space="preserve"> </w:t>
       </w:r>
@@ -29579,16 +29658,30 @@
     <w:p>
       <w:pPr>
         <w:pStyle w:val="ListBullet"/>
+        <w:numPr>
+          <w:ilvl w:val="0"/>
+          <w:numId w:val="16"/>
+        </w:numPr>
         <w:tabs>
           <w:tab w:val="num" w:pos="2257"/>
         </w:tabs>
-        <w:ind w:left="1080"/>
       </w:pPr>
       <w:proofErr w:type="spellStart"/>
       <w:r>
+        <w:rPr>
+          <w:b/>
+          <w:bCs/>
+        </w:rPr>
         <w:t>Процедуре</w:t>
       </w:r>
       <w:proofErr w:type="spellEnd"/>
+      <w:r>
+        <w:rPr>
+          <w:b/>
+          <w:bCs/>
+        </w:rPr>
+        <w:t xml:space="preserve"> -</w:t>
+      </w:r>
       <w:r>
         <w:t xml:space="preserve"> </w:t>
       </w:r>
@@ -30020,1122 +30113,176 @@
     <w:p>
       <w:pPr>
         <w:pStyle w:val="ListBullet"/>
+        <w:numPr>
+          <w:ilvl w:val="0"/>
+          <w:numId w:val="16"/>
+        </w:numPr>
         <w:tabs>
           <w:tab w:val="num" w:pos="2257"/>
         </w:tabs>
-        <w:ind w:left="1080"/>
-      </w:pPr>
-      <w:proofErr w:type="spellStart"/>
-      <w:r>
-        <w:t>Тригери</w:t>
-      </w:r>
-      <w:proofErr w:type="spellEnd"/>
-      <w:r>
-        <w:t xml:space="preserve"> </w:t>
-      </w:r>
-      <w:proofErr w:type="spellStart"/>
-      <w:r>
-        <w:t>су</w:t>
-      </w:r>
-      <w:proofErr w:type="spellEnd"/>
-      <w:r>
-        <w:t xml:space="preserve"> </w:t>
-      </w:r>
-      <w:proofErr w:type="spellStart"/>
-      <w:r>
-        <w:t>објекти</w:t>
-      </w:r>
-      <w:proofErr w:type="spellEnd"/>
-      <w:r>
-        <w:t xml:space="preserve"> </w:t>
-      </w:r>
-      <w:proofErr w:type="spellStart"/>
-      <w:r>
-        <w:t>који</w:t>
-      </w:r>
-      <w:proofErr w:type="spellEnd"/>
-      <w:r>
-        <w:t xml:space="preserve"> </w:t>
-      </w:r>
-      <w:proofErr w:type="spellStart"/>
-      <w:r>
-        <w:t>се</w:t>
-      </w:r>
-      <w:proofErr w:type="spellEnd"/>
-      <w:r>
-        <w:t xml:space="preserve"> </w:t>
-      </w:r>
-      <w:proofErr w:type="spellStart"/>
-      <w:r>
-        <w:t>аутоматски</w:t>
-      </w:r>
-      <w:proofErr w:type="spellEnd"/>
-      <w:r>
-        <w:t xml:space="preserve"> </w:t>
-      </w:r>
-      <w:proofErr w:type="spellStart"/>
-      <w:r>
-        <w:t>покрећу</w:t>
-      </w:r>
-      <w:proofErr w:type="spellEnd"/>
-      <w:r>
-        <w:t xml:space="preserve"> </w:t>
-      </w:r>
-      <w:proofErr w:type="spellStart"/>
-      <w:r>
-        <w:t>као</w:t>
-      </w:r>
-      <w:proofErr w:type="spellEnd"/>
-      <w:r>
-        <w:t xml:space="preserve"> </w:t>
-      </w:r>
-      <w:proofErr w:type="spellStart"/>
-      <w:r>
-        <w:t>реакција</w:t>
-      </w:r>
-      <w:proofErr w:type="spellEnd"/>
-      <w:r>
-        <w:t xml:space="preserve"> </w:t>
-      </w:r>
-      <w:proofErr w:type="spellStart"/>
-      <w:r>
-        <w:t>на</w:t>
-      </w:r>
-      <w:proofErr w:type="spellEnd"/>
-      <w:r>
-        <w:t xml:space="preserve"> </w:t>
-      </w:r>
-      <w:proofErr w:type="spellStart"/>
-      <w:r>
-        <w:t>догађај</w:t>
-      </w:r>
-      <w:proofErr w:type="spellEnd"/>
-      <w:r>
-        <w:t xml:space="preserve"> у </w:t>
-      </w:r>
-      <w:proofErr w:type="spellStart"/>
-      <w:r>
-        <w:t>табели</w:t>
-      </w:r>
-      <w:proofErr w:type="spellEnd"/>
-      <w:r>
-        <w:t xml:space="preserve">, </w:t>
-      </w:r>
-      <w:proofErr w:type="spellStart"/>
-      <w:r>
-        <w:t>најчешће</w:t>
-      </w:r>
-      <w:proofErr w:type="spellEnd"/>
-      <w:r>
-        <w:t xml:space="preserve"> </w:t>
-      </w:r>
-      <w:proofErr w:type="spellStart"/>
-      <w:r>
-        <w:t>након</w:t>
-      </w:r>
-      <w:proofErr w:type="spellEnd"/>
-      <w:r>
-        <w:t xml:space="preserve"> </w:t>
-      </w:r>
-      <w:proofErr w:type="spellStart"/>
-      <w:r>
-        <w:t>уноса</w:t>
-      </w:r>
-      <w:proofErr w:type="spellEnd"/>
-      <w:r>
-        <w:t xml:space="preserve">, </w:t>
-      </w:r>
-      <w:proofErr w:type="spellStart"/>
-      <w:r>
-        <w:t>измене</w:t>
-      </w:r>
-      <w:proofErr w:type="spellEnd"/>
-      <w:r>
-        <w:t xml:space="preserve"> </w:t>
-      </w:r>
-      <w:proofErr w:type="spellStart"/>
-      <w:r>
-        <w:t>или</w:t>
-      </w:r>
-      <w:proofErr w:type="spellEnd"/>
-      <w:r>
-        <w:t xml:space="preserve"> </w:t>
-      </w:r>
-      <w:proofErr w:type="spellStart"/>
-      <w:r>
-        <w:t>брисања</w:t>
-      </w:r>
-      <w:proofErr w:type="spellEnd"/>
-      <w:r>
-        <w:t xml:space="preserve"> </w:t>
-      </w:r>
-      <w:proofErr w:type="spellStart"/>
-      <w:r>
-        <w:t>података</w:t>
-      </w:r>
-      <w:proofErr w:type="spellEnd"/>
-      <w:r>
-        <w:t xml:space="preserve">. </w:t>
-      </w:r>
-      <w:proofErr w:type="spellStart"/>
-      <w:r>
-        <w:t>Користе</w:t>
-      </w:r>
-      <w:proofErr w:type="spellEnd"/>
-      <w:r>
-        <w:t xml:space="preserve"> </w:t>
-      </w:r>
-      <w:proofErr w:type="spellStart"/>
-      <w:r>
-        <w:t>се</w:t>
-      </w:r>
-      <w:proofErr w:type="spellEnd"/>
-      <w:r>
-        <w:t xml:space="preserve"> </w:t>
-      </w:r>
-      <w:proofErr w:type="spellStart"/>
-      <w:r>
-        <w:t>када</w:t>
-      </w:r>
-      <w:proofErr w:type="spellEnd"/>
-      <w:r>
-        <w:t xml:space="preserve"> </w:t>
-      </w:r>
-      <w:proofErr w:type="spellStart"/>
-      <w:r>
-        <w:t>база</w:t>
-      </w:r>
-      <w:proofErr w:type="spellEnd"/>
-      <w:r>
-        <w:t xml:space="preserve"> </w:t>
-      </w:r>
-      <w:proofErr w:type="spellStart"/>
-      <w:r>
-        <w:t>треба</w:t>
-      </w:r>
-      <w:proofErr w:type="spellEnd"/>
-      <w:r>
-        <w:t xml:space="preserve"> </w:t>
-      </w:r>
-      <w:proofErr w:type="spellStart"/>
-      <w:r>
-        <w:t>сама</w:t>
-      </w:r>
-      <w:proofErr w:type="spellEnd"/>
-      <w:r>
-        <w:t xml:space="preserve"> </w:t>
-      </w:r>
-      <w:proofErr w:type="spellStart"/>
-      <w:r>
-        <w:t>да</w:t>
-      </w:r>
-      <w:proofErr w:type="spellEnd"/>
-      <w:r>
-        <w:t xml:space="preserve"> </w:t>
-      </w:r>
-      <w:proofErr w:type="spellStart"/>
-      <w:r>
-        <w:t>изврши</w:t>
-      </w:r>
-      <w:proofErr w:type="spellEnd"/>
-      <w:r>
-        <w:t xml:space="preserve"> </w:t>
-      </w:r>
-      <w:proofErr w:type="spellStart"/>
-      <w:r>
-        <w:t>додатну</w:t>
-      </w:r>
-      <w:proofErr w:type="spellEnd"/>
-      <w:r>
-        <w:t xml:space="preserve"> </w:t>
-      </w:r>
-      <w:proofErr w:type="spellStart"/>
-      <w:r>
-        <w:t>проверу</w:t>
-      </w:r>
-      <w:proofErr w:type="spellEnd"/>
-      <w:r>
-        <w:t xml:space="preserve"> </w:t>
-      </w:r>
-      <w:proofErr w:type="spellStart"/>
-      <w:r>
-        <w:t>или</w:t>
-      </w:r>
-      <w:proofErr w:type="spellEnd"/>
-      <w:r>
-        <w:t xml:space="preserve"> </w:t>
-      </w:r>
-      <w:proofErr w:type="spellStart"/>
-      <w:r>
-        <w:t>промену</w:t>
-      </w:r>
-      <w:proofErr w:type="spellEnd"/>
-      <w:r>
-        <w:t xml:space="preserve"> </w:t>
-      </w:r>
-      <w:proofErr w:type="spellStart"/>
-      <w:r>
-        <w:t>података</w:t>
-      </w:r>
-      <w:proofErr w:type="spellEnd"/>
-      <w:r>
-        <w:t>.</w:t>
-      </w:r>
-    </w:p>
-    <w:p>
-      <w:pPr>
-        <w:keepNext/>
-        <w:pageBreakBefore/>
-        <w:spacing w:before="120" w:after="80"/>
-        <w:jc w:val="center"/>
       </w:pPr>
       <w:proofErr w:type="spellStart"/>
       <w:r>
         <w:rPr>
           <w:b/>
-          <w:sz w:val="20"/>
+          <w:bCs/>
         </w:rPr>
-        <w:lastRenderedPageBreak/>
-        <w:t>Табела</w:t>
-      </w:r>
-      <w:proofErr w:type="spellEnd"/>
-      <w:r>
-        <w:rPr>
-          <w:b/>
-          <w:sz w:val="20"/>
-        </w:rPr>
-        <w:t xml:space="preserve"> 1. </w:t>
-      </w:r>
-      <w:proofErr w:type="spellStart"/>
-      <w:r>
-        <w:rPr>
-          <w:b/>
-          <w:sz w:val="20"/>
-        </w:rPr>
-        <w:t>Поређење</w:t>
-      </w:r>
-      <w:proofErr w:type="spellEnd"/>
-      <w:r>
-        <w:rPr>
-          <w:b/>
-          <w:sz w:val="20"/>
-        </w:rPr>
-        <w:t xml:space="preserve"> </w:t>
-      </w:r>
-      <w:proofErr w:type="spellStart"/>
-      <w:r>
-        <w:rPr>
-          <w:b/>
-          <w:sz w:val="20"/>
-        </w:rPr>
-        <w:t>објеката</w:t>
-      </w:r>
-      <w:proofErr w:type="spellEnd"/>
-      <w:r>
-        <w:rPr>
-          <w:b/>
-          <w:sz w:val="20"/>
-        </w:rPr>
-        <w:t xml:space="preserve"> </w:t>
-      </w:r>
-      <w:proofErr w:type="spellStart"/>
-      <w:r>
-        <w:rPr>
-          <w:b/>
-          <w:sz w:val="20"/>
-        </w:rPr>
-        <w:t>базе</w:t>
-      </w:r>
-      <w:proofErr w:type="spellEnd"/>
-      <w:r>
-        <w:rPr>
-          <w:b/>
-          <w:sz w:val="20"/>
-        </w:rPr>
-        <w:t xml:space="preserve"> </w:t>
-      </w:r>
-      <w:proofErr w:type="spellStart"/>
-      <w:r>
-        <w:rPr>
-          <w:b/>
-          <w:sz w:val="20"/>
-        </w:rPr>
+        <w:t>Тригери</w:t>
+      </w:r>
+      <w:proofErr w:type="spellEnd"/>
+      <w:r>
+        <w:t xml:space="preserve"> -</w:t>
+      </w:r>
+      <w:r>
+        <w:t xml:space="preserve"> </w:t>
+      </w:r>
+      <w:proofErr w:type="spellStart"/>
+      <w:r>
+        <w:t>су</w:t>
+      </w:r>
+      <w:proofErr w:type="spellEnd"/>
+      <w:r>
+        <w:t xml:space="preserve"> </w:t>
+      </w:r>
+      <w:proofErr w:type="spellStart"/>
+      <w:r>
+        <w:t>објекти</w:t>
+      </w:r>
+      <w:proofErr w:type="spellEnd"/>
+      <w:r>
+        <w:t xml:space="preserve"> </w:t>
+      </w:r>
+      <w:proofErr w:type="spellStart"/>
+      <w:r>
+        <w:t>који</w:t>
+      </w:r>
+      <w:proofErr w:type="spellEnd"/>
+      <w:r>
+        <w:t xml:space="preserve"> </w:t>
+      </w:r>
+      <w:proofErr w:type="spellStart"/>
+      <w:r>
+        <w:t>се</w:t>
+      </w:r>
+      <w:proofErr w:type="spellEnd"/>
+      <w:r>
+        <w:t xml:space="preserve"> </w:t>
+      </w:r>
+      <w:proofErr w:type="spellStart"/>
+      <w:r>
+        <w:t>аутоматски</w:t>
+      </w:r>
+      <w:proofErr w:type="spellEnd"/>
+      <w:r>
+        <w:t xml:space="preserve"> </w:t>
+      </w:r>
+      <w:proofErr w:type="spellStart"/>
+      <w:r>
+        <w:t>покрећу</w:t>
+      </w:r>
+      <w:proofErr w:type="spellEnd"/>
+      <w:r>
+        <w:t xml:space="preserve"> </w:t>
+      </w:r>
+      <w:proofErr w:type="spellStart"/>
+      <w:r>
+        <w:t>као</w:t>
+      </w:r>
+      <w:proofErr w:type="spellEnd"/>
+      <w:r>
+        <w:t xml:space="preserve"> </w:t>
+      </w:r>
+      <w:proofErr w:type="spellStart"/>
+      <w:r>
+        <w:t>реакција</w:t>
+      </w:r>
+      <w:proofErr w:type="spellEnd"/>
+      <w:r>
+        <w:t xml:space="preserve"> </w:t>
+      </w:r>
+      <w:proofErr w:type="spellStart"/>
+      <w:r>
+        <w:t>на</w:t>
+      </w:r>
+      <w:proofErr w:type="spellEnd"/>
+      <w:r>
+        <w:t xml:space="preserve"> </w:t>
+      </w:r>
+      <w:proofErr w:type="spellStart"/>
+      <w:r>
+        <w:t>догађај</w:t>
+      </w:r>
+      <w:proofErr w:type="spellEnd"/>
+      <w:r>
+        <w:t xml:space="preserve"> у </w:t>
+      </w:r>
+      <w:proofErr w:type="spellStart"/>
+      <w:r>
+        <w:t>табели</w:t>
+      </w:r>
+      <w:proofErr w:type="spellEnd"/>
+      <w:r>
+        <w:t xml:space="preserve">, </w:t>
+      </w:r>
+      <w:proofErr w:type="spellStart"/>
+      <w:r>
+        <w:t>најчешће</w:t>
+      </w:r>
+      <w:proofErr w:type="spellEnd"/>
+      <w:r>
+        <w:t xml:space="preserve"> </w:t>
+      </w:r>
+      <w:proofErr w:type="spellStart"/>
+      <w:r>
+        <w:t>након</w:t>
+      </w:r>
+      <w:proofErr w:type="spellEnd"/>
+      <w:r>
+        <w:t xml:space="preserve"> </w:t>
+      </w:r>
+      <w:proofErr w:type="spellStart"/>
+      <w:r>
+        <w:t>уноса</w:t>
+      </w:r>
+      <w:proofErr w:type="spellEnd"/>
+      <w:r>
+        <w:t xml:space="preserve">, </w:t>
+      </w:r>
+      <w:proofErr w:type="spellStart"/>
+      <w:r>
+        <w:t>измене</w:t>
+      </w:r>
+      <w:proofErr w:type="spellEnd"/>
+      <w:r>
+        <w:t xml:space="preserve"> </w:t>
+      </w:r>
+      <w:proofErr w:type="spellStart"/>
+      <w:r>
+        <w:t>или</w:t>
+      </w:r>
+      <w:proofErr w:type="spellEnd"/>
+      <w:r>
+        <w:t xml:space="preserve"> </w:t>
+      </w:r>
+      <w:proofErr w:type="spellStart"/>
+      <w:r>
+        <w:t>брисања</w:t>
+      </w:r>
+      <w:proofErr w:type="spellEnd"/>
+      <w:r>
+        <w:t xml:space="preserve"> </w:t>
+      </w:r>
+      <w:proofErr w:type="spellStart"/>
+      <w:r>
         <w:t>података</w:t>
       </w:r>
       <w:proofErr w:type="spellEnd"/>
       <w:r>
-        <w:rPr>
-          <w:b/>
-          <w:sz w:val="20"/>
-        </w:rPr>
-        <w:t xml:space="preserve"> и </w:t>
-      </w:r>
-      <w:proofErr w:type="spellStart"/>
-      <w:r>
-        <w:rPr>
-          <w:b/>
-          <w:sz w:val="20"/>
-        </w:rPr>
-        <w:t>трансакције</w:t>
-      </w:r>
-      <w:proofErr w:type="spellEnd"/>
-    </w:p>
-    <w:tbl>
-      <w:tblPr>
-        <w:tblStyle w:val="TableGrid"/>
-        <w:tblW w:w="9356" w:type="dxa"/>
-        <w:tblLayout w:type="fixed"/>
-        <w:tblLook w:val="04A0" w:firstRow="1" w:lastRow="0" w:firstColumn="1" w:lastColumn="0" w:noHBand="0" w:noVBand="1"/>
-      </w:tblPr>
-      <w:tblGrid>
-        <w:gridCol w:w="2268"/>
-        <w:gridCol w:w="1418"/>
-        <w:gridCol w:w="1531"/>
-        <w:gridCol w:w="4139"/>
-      </w:tblGrid>
-      <w:tr>
-        <w:tc>
-          <w:tcPr>
-            <w:tcW w:w="2268" w:type="dxa"/>
-            <w:shd w:val="clear" w:color="auto" w:fill="D9E2F3"/>
-            <w:vAlign w:val="center"/>
-          </w:tcPr>
-          <w:p>
-            <w:pPr>
-              <w:spacing w:after="0"/>
-              <w:jc w:val="left"/>
-            </w:pPr>
-            <w:proofErr w:type="spellStart"/>
-            <w:r>
-              <w:rPr>
-                <w:b/>
-                <w:sz w:val="18"/>
-              </w:rPr>
-              <w:t>Појам</w:t>
-            </w:r>
-            <w:proofErr w:type="spellEnd"/>
-          </w:p>
-        </w:tc>
-        <w:tc>
-          <w:tcPr>
-            <w:tcW w:w="1418" w:type="dxa"/>
-            <w:shd w:val="clear" w:color="auto" w:fill="D9E2F3"/>
-            <w:vAlign w:val="center"/>
-          </w:tcPr>
-          <w:p>
-            <w:pPr>
-              <w:spacing w:after="0"/>
-              <w:jc w:val="center"/>
-            </w:pPr>
-            <w:proofErr w:type="spellStart"/>
-            <w:r>
-              <w:rPr>
-                <w:b/>
-                <w:sz w:val="18"/>
-              </w:rPr>
-              <w:t>Објекат</w:t>
-            </w:r>
-            <w:proofErr w:type="spellEnd"/>
-            <w:r>
-              <w:rPr>
-                <w:b/>
-                <w:sz w:val="18"/>
-              </w:rPr>
-              <w:t xml:space="preserve"> </w:t>
-            </w:r>
-            <w:proofErr w:type="spellStart"/>
-            <w:r>
-              <w:rPr>
-                <w:b/>
-                <w:sz w:val="18"/>
-              </w:rPr>
-              <w:t>базе</w:t>
-            </w:r>
-            <w:proofErr w:type="spellEnd"/>
-          </w:p>
-        </w:tc>
-        <w:tc>
-          <w:tcPr>
-            <w:tcW w:w="1531" w:type="dxa"/>
-            <w:shd w:val="clear" w:color="auto" w:fill="D9E2F3"/>
-            <w:vAlign w:val="center"/>
-          </w:tcPr>
-          <w:p>
-            <w:pPr>
-              <w:spacing w:after="0"/>
-              <w:jc w:val="center"/>
-            </w:pPr>
-            <w:proofErr w:type="spellStart"/>
-            <w:r>
-              <w:rPr>
-                <w:b/>
-                <w:sz w:val="18"/>
-              </w:rPr>
-              <w:t>Трајно</w:t>
-            </w:r>
-            <w:proofErr w:type="spellEnd"/>
-            <w:r>
-              <w:rPr>
-                <w:b/>
-                <w:sz w:val="18"/>
-              </w:rPr>
-              <w:t xml:space="preserve"> </w:t>
-            </w:r>
-            <w:proofErr w:type="spellStart"/>
-            <w:r>
-              <w:rPr>
-                <w:b/>
-                <w:sz w:val="18"/>
-              </w:rPr>
-              <w:t>сачуван</w:t>
-            </w:r>
-            <w:proofErr w:type="spellEnd"/>
-          </w:p>
-        </w:tc>
-        <w:tc>
-          <w:tcPr>
-            <w:tcW w:w="4139" w:type="dxa"/>
-            <w:shd w:val="clear" w:color="auto" w:fill="D9E2F3"/>
-            <w:vAlign w:val="center"/>
-          </w:tcPr>
-          <w:p>
-            <w:pPr>
-              <w:spacing w:after="0"/>
-              <w:jc w:val="left"/>
-            </w:pPr>
-            <w:proofErr w:type="spellStart"/>
-            <w:r>
-              <w:rPr>
-                <w:b/>
-                <w:sz w:val="18"/>
-              </w:rPr>
-              <w:t>Основна</w:t>
-            </w:r>
-            <w:proofErr w:type="spellEnd"/>
-            <w:r>
-              <w:rPr>
-                <w:b/>
-                <w:sz w:val="18"/>
-              </w:rPr>
-              <w:t xml:space="preserve"> </w:t>
-            </w:r>
-            <w:proofErr w:type="spellStart"/>
-            <w:r>
-              <w:rPr>
-                <w:b/>
-                <w:sz w:val="18"/>
-              </w:rPr>
-              <w:t>намена</w:t>
-            </w:r>
-            <w:proofErr w:type="spellEnd"/>
-          </w:p>
-        </w:tc>
-      </w:tr>
-      <w:tr>
-        <w:tc>
-          <w:tcPr>
-            <w:tcW w:w="2268" w:type="dxa"/>
-            <w:vAlign w:val="center"/>
-          </w:tcPr>
-          <w:p>
-            <w:pPr>
-              <w:spacing w:after="0"/>
-              <w:jc w:val="left"/>
-            </w:pPr>
-            <w:proofErr w:type="spellStart"/>
-            <w:r>
-              <w:rPr>
-                <w:sz w:val="18"/>
-              </w:rPr>
-              <w:t>Поглед</w:t>
-            </w:r>
-            <w:proofErr w:type="spellEnd"/>
-          </w:p>
-        </w:tc>
-        <w:tc>
-          <w:tcPr>
-            <w:tcW w:w="1418" w:type="dxa"/>
-            <w:vAlign w:val="center"/>
-          </w:tcPr>
-          <w:p>
-            <w:pPr>
-              <w:spacing w:after="0"/>
-              <w:jc w:val="center"/>
-            </w:pPr>
-            <w:proofErr w:type="spellStart"/>
-            <w:r>
-              <w:rPr>
-                <w:sz w:val="18"/>
-              </w:rPr>
-              <w:t>Да</w:t>
-            </w:r>
-            <w:proofErr w:type="spellEnd"/>
-          </w:p>
-        </w:tc>
-        <w:tc>
-          <w:tcPr>
-            <w:tcW w:w="1531" w:type="dxa"/>
-            <w:vAlign w:val="center"/>
-          </w:tcPr>
-          <w:p>
-            <w:pPr>
-              <w:spacing w:after="0"/>
-              <w:jc w:val="center"/>
-            </w:pPr>
-            <w:proofErr w:type="spellStart"/>
-            <w:r>
-              <w:rPr>
-                <w:sz w:val="18"/>
-              </w:rPr>
-              <w:t>Да</w:t>
-            </w:r>
-            <w:proofErr w:type="spellEnd"/>
-          </w:p>
-        </w:tc>
-        <w:tc>
-          <w:tcPr>
-            <w:tcW w:w="4139" w:type="dxa"/>
-            <w:vAlign w:val="center"/>
-          </w:tcPr>
-          <w:p>
-            <w:pPr>
-              <w:spacing w:after="0"/>
-              <w:jc w:val="left"/>
-            </w:pPr>
-            <w:proofErr w:type="spellStart"/>
-            <w:r>
-              <w:rPr>
-                <w:sz w:val="18"/>
-              </w:rPr>
-              <w:t>Приказ</w:t>
-            </w:r>
-            <w:proofErr w:type="spellEnd"/>
-            <w:r>
-              <w:rPr>
-                <w:sz w:val="18"/>
-              </w:rPr>
-              <w:t xml:space="preserve"> </w:t>
-            </w:r>
-            <w:proofErr w:type="spellStart"/>
-            <w:r>
-              <w:rPr>
-                <w:sz w:val="18"/>
-              </w:rPr>
-              <w:t>резултата</w:t>
-            </w:r>
-            <w:proofErr w:type="spellEnd"/>
-            <w:r>
-              <w:rPr>
-                <w:sz w:val="18"/>
-              </w:rPr>
-              <w:t xml:space="preserve"> </w:t>
-            </w:r>
-            <w:proofErr w:type="spellStart"/>
-            <w:r>
-              <w:rPr>
-                <w:sz w:val="18"/>
-              </w:rPr>
-              <w:t>упита</w:t>
-            </w:r>
-            <w:proofErr w:type="spellEnd"/>
-          </w:p>
-        </w:tc>
-      </w:tr>
-      <w:tr>
-        <w:tc>
-          <w:tcPr>
-            <w:tcW w:w="2268" w:type="dxa"/>
-            <w:vAlign w:val="center"/>
-          </w:tcPr>
-          <w:p>
-            <w:pPr>
-              <w:spacing w:after="0"/>
-              <w:jc w:val="left"/>
-            </w:pPr>
-            <w:proofErr w:type="spellStart"/>
-            <w:r>
-              <w:rPr>
-                <w:sz w:val="18"/>
-              </w:rPr>
-              <w:t>Процедура</w:t>
-            </w:r>
-            <w:proofErr w:type="spellEnd"/>
-          </w:p>
-        </w:tc>
-        <w:tc>
-          <w:tcPr>
-            <w:tcW w:w="1418" w:type="dxa"/>
-            <w:vAlign w:val="center"/>
-          </w:tcPr>
-          <w:p>
-            <w:pPr>
-              <w:spacing w:after="0"/>
-              <w:jc w:val="center"/>
-            </w:pPr>
-            <w:proofErr w:type="spellStart"/>
-            <w:r>
-              <w:rPr>
-                <w:sz w:val="18"/>
-              </w:rPr>
-              <w:t>Да</w:t>
-            </w:r>
-            <w:proofErr w:type="spellEnd"/>
-          </w:p>
-        </w:tc>
-        <w:tc>
-          <w:tcPr>
-            <w:tcW w:w="1531" w:type="dxa"/>
-            <w:vAlign w:val="center"/>
-          </w:tcPr>
-          <w:p>
-            <w:pPr>
-              <w:spacing w:after="0"/>
-              <w:jc w:val="center"/>
-            </w:pPr>
-            <w:proofErr w:type="spellStart"/>
-            <w:r>
-              <w:rPr>
-                <w:sz w:val="18"/>
-              </w:rPr>
-              <w:t>Да</w:t>
-            </w:r>
-            <w:proofErr w:type="spellEnd"/>
-          </w:p>
-        </w:tc>
-        <w:tc>
-          <w:tcPr>
-            <w:tcW w:w="4139" w:type="dxa"/>
-            <w:vAlign w:val="center"/>
-          </w:tcPr>
-          <w:p>
-            <w:pPr>
-              <w:spacing w:after="0"/>
-              <w:jc w:val="left"/>
-            </w:pPr>
-            <w:proofErr w:type="spellStart"/>
-            <w:r>
-              <w:rPr>
-                <w:sz w:val="18"/>
-              </w:rPr>
-              <w:t>Извршавање</w:t>
-            </w:r>
-            <w:proofErr w:type="spellEnd"/>
-            <w:r>
-              <w:rPr>
-                <w:sz w:val="18"/>
-              </w:rPr>
-              <w:t xml:space="preserve"> </w:t>
-            </w:r>
-            <w:proofErr w:type="spellStart"/>
-            <w:r>
-              <w:rPr>
-                <w:sz w:val="18"/>
-              </w:rPr>
-              <w:t>пословне</w:t>
-            </w:r>
-            <w:proofErr w:type="spellEnd"/>
-            <w:r>
-              <w:rPr>
-                <w:sz w:val="18"/>
-              </w:rPr>
-              <w:t xml:space="preserve"> </w:t>
-            </w:r>
-            <w:proofErr w:type="spellStart"/>
-            <w:r>
-              <w:rPr>
-                <w:sz w:val="18"/>
-              </w:rPr>
-              <w:t>логике</w:t>
-            </w:r>
-            <w:proofErr w:type="spellEnd"/>
-          </w:p>
-        </w:tc>
-      </w:tr>
-      <w:tr>
-        <w:tc>
-          <w:tcPr>
-            <w:tcW w:w="2268" w:type="dxa"/>
-            <w:vAlign w:val="center"/>
-          </w:tcPr>
-          <w:p>
-            <w:pPr>
-              <w:spacing w:after="0"/>
-              <w:jc w:val="left"/>
-            </w:pPr>
-            <w:proofErr w:type="spellStart"/>
-            <w:r>
-              <w:rPr>
-                <w:sz w:val="18"/>
-              </w:rPr>
-              <w:t>Функција</w:t>
-            </w:r>
-            <w:proofErr w:type="spellEnd"/>
-          </w:p>
-        </w:tc>
-        <w:tc>
-          <w:tcPr>
-            <w:tcW w:w="1418" w:type="dxa"/>
-            <w:vAlign w:val="center"/>
-          </w:tcPr>
-          <w:p>
-            <w:pPr>
-              <w:spacing w:after="0"/>
-              <w:jc w:val="center"/>
-            </w:pPr>
-            <w:proofErr w:type="spellStart"/>
-            <w:r>
-              <w:rPr>
-                <w:sz w:val="18"/>
-              </w:rPr>
-              <w:t>Да</w:t>
-            </w:r>
-            <w:proofErr w:type="spellEnd"/>
-          </w:p>
-        </w:tc>
-        <w:tc>
-          <w:tcPr>
-            <w:tcW w:w="1531" w:type="dxa"/>
-            <w:vAlign w:val="center"/>
-          </w:tcPr>
-          <w:p>
-            <w:pPr>
-              <w:spacing w:after="0"/>
-              <w:jc w:val="center"/>
-            </w:pPr>
-            <w:proofErr w:type="spellStart"/>
-            <w:r>
-              <w:rPr>
-                <w:sz w:val="18"/>
-              </w:rPr>
-              <w:t>Да</w:t>
-            </w:r>
-            <w:proofErr w:type="spellEnd"/>
-          </w:p>
-        </w:tc>
-        <w:tc>
-          <w:tcPr>
-            <w:tcW w:w="4139" w:type="dxa"/>
-            <w:vAlign w:val="center"/>
-          </w:tcPr>
-          <w:p>
-            <w:pPr>
-              <w:spacing w:after="0"/>
-              <w:jc w:val="left"/>
-            </w:pPr>
-            <w:proofErr w:type="spellStart"/>
-            <w:r>
-              <w:rPr>
-                <w:sz w:val="18"/>
-              </w:rPr>
-              <w:t>Израчунавање</w:t>
-            </w:r>
-            <w:proofErr w:type="spellEnd"/>
-            <w:r>
-              <w:rPr>
-                <w:sz w:val="18"/>
-              </w:rPr>
-              <w:t xml:space="preserve"> и </w:t>
-            </w:r>
-            <w:proofErr w:type="spellStart"/>
-            <w:r>
-              <w:rPr>
-                <w:sz w:val="18"/>
-              </w:rPr>
-              <w:t>враћање</w:t>
-            </w:r>
-            <w:proofErr w:type="spellEnd"/>
-            <w:r>
-              <w:rPr>
-                <w:sz w:val="18"/>
-              </w:rPr>
-              <w:t xml:space="preserve"> </w:t>
-            </w:r>
-            <w:proofErr w:type="spellStart"/>
-            <w:r>
-              <w:rPr>
-                <w:sz w:val="18"/>
-              </w:rPr>
-              <w:t>вредности</w:t>
-            </w:r>
-            <w:proofErr w:type="spellEnd"/>
-          </w:p>
-        </w:tc>
-      </w:tr>
-      <w:tr>
-        <w:tc>
-          <w:tcPr>
-            <w:tcW w:w="2268" w:type="dxa"/>
-            <w:vAlign w:val="center"/>
-          </w:tcPr>
-          <w:p>
-            <w:pPr>
-              <w:spacing w:after="0"/>
-              <w:jc w:val="left"/>
-            </w:pPr>
-            <w:proofErr w:type="spellStart"/>
-            <w:r>
-              <w:rPr>
-                <w:sz w:val="18"/>
-              </w:rPr>
-              <w:t>Тригер</w:t>
-            </w:r>
-            <w:proofErr w:type="spellEnd"/>
-          </w:p>
-        </w:tc>
-        <w:tc>
-          <w:tcPr>
-            <w:tcW w:w="1418" w:type="dxa"/>
-            <w:vAlign w:val="center"/>
-          </w:tcPr>
-          <w:p>
-            <w:pPr>
-              <w:spacing w:after="0"/>
-              <w:jc w:val="center"/>
-            </w:pPr>
-            <w:proofErr w:type="spellStart"/>
-            <w:r>
-              <w:rPr>
-                <w:sz w:val="18"/>
-              </w:rPr>
-              <w:t>Да</w:t>
-            </w:r>
-            <w:proofErr w:type="spellEnd"/>
-          </w:p>
-        </w:tc>
-        <w:tc>
-          <w:tcPr>
-            <w:tcW w:w="1531" w:type="dxa"/>
-            <w:vAlign w:val="center"/>
-          </w:tcPr>
-          <w:p>
-            <w:pPr>
-              <w:spacing w:after="0"/>
-              <w:jc w:val="center"/>
-            </w:pPr>
-            <w:proofErr w:type="spellStart"/>
-            <w:r>
-              <w:rPr>
-                <w:sz w:val="18"/>
-              </w:rPr>
-              <w:t>Да</w:t>
-            </w:r>
-            <w:proofErr w:type="spellEnd"/>
-          </w:p>
-        </w:tc>
-        <w:tc>
-          <w:tcPr>
-            <w:tcW w:w="4139" w:type="dxa"/>
-            <w:vAlign w:val="center"/>
-          </w:tcPr>
-          <w:p>
-            <w:pPr>
-              <w:spacing w:after="0"/>
-              <w:jc w:val="left"/>
-            </w:pPr>
-            <w:proofErr w:type="spellStart"/>
-            <w:r>
-              <w:rPr>
-                <w:sz w:val="18"/>
-              </w:rPr>
-              <w:t>Аутоматска</w:t>
-            </w:r>
-            <w:proofErr w:type="spellEnd"/>
-            <w:r>
-              <w:rPr>
-                <w:sz w:val="18"/>
-              </w:rPr>
-              <w:t xml:space="preserve"> </w:t>
-            </w:r>
-            <w:proofErr w:type="spellStart"/>
-            <w:r>
-              <w:rPr>
-                <w:sz w:val="18"/>
-              </w:rPr>
-              <w:t>реакција</w:t>
-            </w:r>
-            <w:proofErr w:type="spellEnd"/>
-            <w:r>
-              <w:rPr>
-                <w:sz w:val="18"/>
-              </w:rPr>
-              <w:t xml:space="preserve"> </w:t>
-            </w:r>
-            <w:proofErr w:type="spellStart"/>
-            <w:r>
-              <w:rPr>
-                <w:sz w:val="18"/>
-              </w:rPr>
-              <w:t>на</w:t>
-            </w:r>
-            <w:proofErr w:type="spellEnd"/>
-            <w:r>
-              <w:rPr>
-                <w:sz w:val="18"/>
-              </w:rPr>
-              <w:t xml:space="preserve"> </w:t>
-            </w:r>
-            <w:proofErr w:type="spellStart"/>
-            <w:r>
-              <w:rPr>
-                <w:sz w:val="18"/>
-              </w:rPr>
-              <w:t>догађај</w:t>
-            </w:r>
-            <w:proofErr w:type="spellEnd"/>
-          </w:p>
-        </w:tc>
-      </w:tr>
-      <w:tr>
-        <w:tc>
-          <w:tcPr>
-            <w:tcW w:w="2268" w:type="dxa"/>
-            <w:vAlign w:val="center"/>
-          </w:tcPr>
-          <w:p>
-            <w:pPr>
-              <w:spacing w:after="0"/>
-              <w:jc w:val="left"/>
-            </w:pPr>
-            <w:proofErr w:type="spellStart"/>
-            <w:r>
-              <w:rPr>
-                <w:sz w:val="18"/>
-              </w:rPr>
-              <w:t>Трансакција</w:t>
-            </w:r>
-            <w:proofErr w:type="spellEnd"/>
-          </w:p>
-        </w:tc>
-        <w:tc>
-          <w:tcPr>
-            <w:tcW w:w="1418" w:type="dxa"/>
-            <w:vAlign w:val="center"/>
-          </w:tcPr>
-          <w:p>
-            <w:pPr>
-              <w:spacing w:after="0"/>
-              <w:jc w:val="center"/>
-            </w:pPr>
-            <w:proofErr w:type="spellStart"/>
-            <w:r>
-              <w:rPr>
-                <w:sz w:val="18"/>
-              </w:rPr>
-              <w:t>Не</w:t>
-            </w:r>
-            <w:proofErr w:type="spellEnd"/>
-          </w:p>
-        </w:tc>
-        <w:tc>
-          <w:tcPr>
-            <w:tcW w:w="1531" w:type="dxa"/>
-            <w:vAlign w:val="center"/>
-          </w:tcPr>
-          <w:p>
-            <w:pPr>
-              <w:spacing w:after="0"/>
-              <w:jc w:val="center"/>
-            </w:pPr>
-            <w:proofErr w:type="spellStart"/>
-            <w:r>
-              <w:rPr>
-                <w:sz w:val="18"/>
-              </w:rPr>
-              <w:t>Не</w:t>
-            </w:r>
-            <w:proofErr w:type="spellEnd"/>
-          </w:p>
-        </w:tc>
-        <w:tc>
-          <w:tcPr>
-            <w:tcW w:w="4139" w:type="dxa"/>
-            <w:vAlign w:val="center"/>
-          </w:tcPr>
-          <w:p>
-            <w:pPr>
-              <w:spacing w:after="0"/>
-              <w:jc w:val="left"/>
-            </w:pPr>
-            <w:proofErr w:type="spellStart"/>
-            <w:r>
-              <w:rPr>
-                <w:sz w:val="18"/>
-              </w:rPr>
-              <w:t>Заједничко</w:t>
-            </w:r>
-            <w:proofErr w:type="spellEnd"/>
-            <w:r>
-              <w:rPr>
-                <w:sz w:val="18"/>
-              </w:rPr>
-              <w:t xml:space="preserve"> </w:t>
-            </w:r>
-            <w:proofErr w:type="spellStart"/>
-            <w:r>
-              <w:rPr>
-                <w:sz w:val="18"/>
-              </w:rPr>
-              <w:t>потврђивање</w:t>
-            </w:r>
-            <w:proofErr w:type="spellEnd"/>
-            <w:r>
-              <w:rPr>
-                <w:sz w:val="18"/>
-              </w:rPr>
-              <w:t xml:space="preserve"> </w:t>
-            </w:r>
-            <w:proofErr w:type="spellStart"/>
-            <w:r>
-              <w:rPr>
-                <w:sz w:val="18"/>
-              </w:rPr>
-              <w:t>или</w:t>
-            </w:r>
-            <w:proofErr w:type="spellEnd"/>
-            <w:r>
-              <w:rPr>
-                <w:sz w:val="18"/>
-              </w:rPr>
-              <w:t xml:space="preserve"> </w:t>
-            </w:r>
-            <w:proofErr w:type="spellStart"/>
-            <w:r>
-              <w:rPr>
-                <w:sz w:val="18"/>
-              </w:rPr>
-              <w:t>поништавање</w:t>
-            </w:r>
-            <w:proofErr w:type="spellEnd"/>
-            <w:r>
-              <w:rPr>
-                <w:sz w:val="18"/>
-              </w:rPr>
-              <w:t xml:space="preserve"> </w:t>
-            </w:r>
-            <w:proofErr w:type="spellStart"/>
-            <w:r>
-              <w:rPr>
-                <w:sz w:val="18"/>
-              </w:rPr>
-              <w:t>операција</w:t>
-            </w:r>
-            <w:proofErr w:type="spellEnd"/>
-          </w:p>
-        </w:tc>
-      </w:tr>
-    </w:tbl>
-    <w:p>
-      <w:proofErr w:type="spellStart"/>
-      <w:r>
-        <w:t>Ови</w:t>
-      </w:r>
-      <w:proofErr w:type="spellEnd"/>
-      <w:r>
-        <w:t xml:space="preserve"> </w:t>
-      </w:r>
-      <w:proofErr w:type="spellStart"/>
-      <w:r>
-        <w:t>објекти</w:t>
+        <w:t xml:space="preserve">. </w:t>
+      </w:r>
+      <w:proofErr w:type="spellStart"/>
+      <w:r>
+        <w:t>Користе</w:t>
       </w:r>
       <w:proofErr w:type="spellEnd"/>
       <w:r>
@@ -31147,131 +30294,83 @@
       </w:r>
       <w:proofErr w:type="spellEnd"/>
       <w:r>
-        <w:t xml:space="preserve"> у </w:t>
-      </w:r>
-      <w:proofErr w:type="spellStart"/>
-      <w:r>
-        <w:t>теоријском</w:t>
-      </w:r>
-      <w:proofErr w:type="spellEnd"/>
-      <w:r>
-        <w:t xml:space="preserve"> </w:t>
-      </w:r>
-      <w:proofErr w:type="spellStart"/>
-      <w:r>
-        <w:t>делу</w:t>
-      </w:r>
-      <w:proofErr w:type="spellEnd"/>
-      <w:r>
-        <w:t xml:space="preserve"> </w:t>
-      </w:r>
-      <w:proofErr w:type="spellStart"/>
-      <w:r>
-        <w:t>обрађују</w:t>
-      </w:r>
-      <w:proofErr w:type="spellEnd"/>
-      <w:r>
-        <w:t xml:space="preserve"> </w:t>
-      </w:r>
-      <w:proofErr w:type="spellStart"/>
-      <w:r>
-        <w:t>као</w:t>
-      </w:r>
-      <w:proofErr w:type="spellEnd"/>
-      <w:r>
-        <w:t xml:space="preserve"> </w:t>
-      </w:r>
-      <w:proofErr w:type="spellStart"/>
-      <w:r>
-        <w:t>општи</w:t>
-      </w:r>
-      <w:proofErr w:type="spellEnd"/>
-      <w:r>
-        <w:t xml:space="preserve"> </w:t>
-      </w:r>
-      <w:proofErr w:type="spellStart"/>
-      <w:r>
-        <w:t>појмови</w:t>
-      </w:r>
-      <w:proofErr w:type="spellEnd"/>
-      <w:r>
-        <w:t xml:space="preserve">, </w:t>
-      </w:r>
-      <w:proofErr w:type="spellStart"/>
-      <w:r>
-        <w:t>док</w:t>
-      </w:r>
-      <w:proofErr w:type="spellEnd"/>
-      <w:r>
-        <w:t xml:space="preserve"> </w:t>
-      </w:r>
-      <w:proofErr w:type="spellStart"/>
-      <w:r>
-        <w:t>се</w:t>
-      </w:r>
-      <w:proofErr w:type="spellEnd"/>
-      <w:r>
-        <w:t xml:space="preserve"> у </w:t>
-      </w:r>
-      <w:proofErr w:type="spellStart"/>
-      <w:r>
-        <w:t>практичном</w:t>
-      </w:r>
-      <w:proofErr w:type="spellEnd"/>
-      <w:r>
-        <w:t xml:space="preserve"> </w:t>
-      </w:r>
-      <w:proofErr w:type="spellStart"/>
-      <w:r>
-        <w:t>делу</w:t>
-      </w:r>
-      <w:proofErr w:type="spellEnd"/>
-      <w:r>
-        <w:t xml:space="preserve"> </w:t>
-      </w:r>
-      <w:proofErr w:type="spellStart"/>
-      <w:r>
-        <w:t>рада</w:t>
-      </w:r>
-      <w:proofErr w:type="spellEnd"/>
-      <w:r>
-        <w:t xml:space="preserve"> </w:t>
-      </w:r>
-      <w:proofErr w:type="spellStart"/>
-      <w:r>
-        <w:t>приказује</w:t>
-      </w:r>
-      <w:proofErr w:type="spellEnd"/>
-      <w:r>
-        <w:t xml:space="preserve"> </w:t>
-      </w:r>
-      <w:proofErr w:type="spellStart"/>
-      <w:r>
-        <w:t>њихова</w:t>
-      </w:r>
-      <w:proofErr w:type="spellEnd"/>
-      <w:r>
-        <w:t xml:space="preserve"> </w:t>
-      </w:r>
-      <w:proofErr w:type="spellStart"/>
-      <w:r>
-        <w:t>конкретна</w:t>
-      </w:r>
-      <w:proofErr w:type="spellEnd"/>
-      <w:r>
-        <w:t xml:space="preserve"> </w:t>
-      </w:r>
-      <w:proofErr w:type="spellStart"/>
-      <w:r>
-        <w:t>примена</w:t>
-      </w:r>
-      <w:proofErr w:type="spellEnd"/>
-      <w:r>
-        <w:t xml:space="preserve"> у </w:t>
-      </w:r>
-      <w:proofErr w:type="spellStart"/>
-      <w:r>
-        <w:t>бази</w:t>
+        <w:t xml:space="preserve"> </w:t>
+      </w:r>
+      <w:proofErr w:type="spellStart"/>
+      <w:r>
+        <w:t>када</w:t>
+      </w:r>
+      <w:proofErr w:type="spellEnd"/>
+      <w:r>
+        <w:t xml:space="preserve"> </w:t>
+      </w:r>
+      <w:proofErr w:type="spellStart"/>
+      <w:r>
+        <w:t>база</w:t>
+      </w:r>
+      <w:proofErr w:type="spellEnd"/>
+      <w:r>
+        <w:t xml:space="preserve"> </w:t>
+      </w:r>
+      <w:proofErr w:type="spellStart"/>
+      <w:r>
+        <w:t>треба</w:t>
+      </w:r>
+      <w:proofErr w:type="spellEnd"/>
+      <w:r>
+        <w:t xml:space="preserve"> </w:t>
+      </w:r>
+      <w:proofErr w:type="spellStart"/>
+      <w:r>
+        <w:t>сама</w:t>
+      </w:r>
+      <w:proofErr w:type="spellEnd"/>
+      <w:r>
+        <w:t xml:space="preserve"> </w:t>
+      </w:r>
+      <w:proofErr w:type="spellStart"/>
+      <w:r>
+        <w:t>да</w:t>
+      </w:r>
+      <w:proofErr w:type="spellEnd"/>
+      <w:r>
+        <w:t xml:space="preserve"> </w:t>
+      </w:r>
+      <w:proofErr w:type="spellStart"/>
+      <w:r>
+        <w:t>изврши</w:t>
+      </w:r>
+      <w:proofErr w:type="spellEnd"/>
+      <w:r>
+        <w:t xml:space="preserve"> </w:t>
+      </w:r>
+      <w:proofErr w:type="spellStart"/>
+      <w:r>
+        <w:t>додатну</w:t>
+      </w:r>
+      <w:proofErr w:type="spellEnd"/>
+      <w:r>
+        <w:t xml:space="preserve"> </w:t>
+      </w:r>
+      <w:proofErr w:type="spellStart"/>
+      <w:r>
+        <w:t>проверу</w:t>
+      </w:r>
+      <w:proofErr w:type="spellEnd"/>
+      <w:r>
+        <w:t xml:space="preserve"> </w:t>
+      </w:r>
+      <w:proofErr w:type="spellStart"/>
+      <w:r>
+        <w:t>или</w:t>
+      </w:r>
+      <w:proofErr w:type="spellEnd"/>
+      <w:r>
+        <w:t xml:space="preserve"> </w:t>
+      </w:r>
+      <w:proofErr w:type="spellStart"/>
+      <w:r>
+        <w:t>промену</w:t>
       </w:r>
       <w:proofErr w:type="spellEnd"/>
       <w:r>
@@ -31283,20 +30382,7 @@
       </w:r>
       <w:proofErr w:type="spellEnd"/>
       <w:r>
-        <w:t xml:space="preserve"> </w:t>
-      </w:r>
-      <w:proofErr w:type="spellStart"/>
-      <w:r>
-        <w:t>аутошколе</w:t>
-      </w:r>
-      <w:proofErr w:type="spellEnd"/>
-      <w:r>
         <w:t>.</w:t>
-      </w:r>
-    </w:p>
-    <w:p>
-      <w:r>
-        <w:t>II ДЕО: ПРИМЕНА ТЕХНОЛОГИЈА НА СИСТЕМ АУТОШКОЛЕ</w:t>
       </w:r>
     </w:p>
     <w:p>
@@ -37554,53 +36640,430 @@
     </w:p>
     <w:p>
       <w:r>
-        <w:t>Концептуални модел приказује основне појмове система аутошколе без детаља који су везани за конкретан систем за управљање базом података. У овом моделу су издвојене целине као што су кандидат, запослени, обука, час, полагање, возило, уплата, ценовник, група, тип обуке и категорија возачке дозволе.</w:t>
+        <w:t xml:space="preserve">Концептуални модел приказује основне појмове система аутошколе без детаља који су везани за конкретан систем за управљање базом података. У овом моделу су издвојене </w:t>
+      </w:r>
+      <w:proofErr w:type="spellStart"/>
+      <w:r>
+        <w:t>целине</w:t>
+      </w:r>
+      <w:proofErr w:type="spellEnd"/>
+      <w:r>
+        <w:t xml:space="preserve"> </w:t>
+      </w:r>
+      <w:proofErr w:type="spellStart"/>
+      <w:r>
+        <w:t>као</w:t>
+      </w:r>
+      <w:proofErr w:type="spellEnd"/>
+      <w:r>
+        <w:t xml:space="preserve"> </w:t>
+      </w:r>
+      <w:proofErr w:type="spellStart"/>
+      <w:r>
+        <w:t>што</w:t>
+      </w:r>
+      <w:proofErr w:type="spellEnd"/>
+      <w:r>
+        <w:t xml:space="preserve"> </w:t>
+      </w:r>
+      <w:proofErr w:type="spellStart"/>
+      <w:r>
+        <w:t>су</w:t>
+      </w:r>
+      <w:proofErr w:type="spellEnd"/>
+      <w:r>
+        <w:t>:</w:t>
       </w:r>
     </w:p>
     <w:p>
-      <w:r>
-        <w:t>Циљ концептуалног модела је да се покаже како су главни делови пословања повезани. На пример, кандидат похађа обуку, обука садржи часове, запослени води обуку или час, возило се користи у практичној настави, а уплата се односи на обуку и ставку ценовника.</w:t>
+      <w:pPr>
+        <w:pStyle w:val="ListParagraph"/>
+        <w:numPr>
+          <w:ilvl w:val="0"/>
+          <w:numId w:val="18"/>
+        </w:numPr>
+        <w:sectPr>
+          <w:footerReference w:type="default" r:id="rId8"/>
+          <w:pgSz w:w="11906" w:h="16838"/>
+          <w:pgMar w:top="1417" w:right="1417" w:bottom="1417" w:left="1701" w:header="720" w:footer="720" w:gutter="0"/>
+          <w:cols w:space="720"/>
+          <w:docGrid w:linePitch="360"/>
+        </w:sectPr>
+      </w:pPr>
+    </w:p>
+    <w:p>
+      <w:pPr>
+        <w:pStyle w:val="ListParagraph"/>
+        <w:numPr>
+          <w:ilvl w:val="0"/>
+          <w:numId w:val="18"/>
+        </w:numPr>
+      </w:pPr>
+      <w:proofErr w:type="spellStart"/>
+      <w:r>
+        <w:t>К</w:t>
+      </w:r>
+      <w:r>
+        <w:t>андидат</w:t>
+      </w:r>
+      <w:proofErr w:type="spellEnd"/>
+    </w:p>
+    <w:p>
+      <w:pPr>
+        <w:pStyle w:val="ListParagraph"/>
+        <w:numPr>
+          <w:ilvl w:val="0"/>
+          <w:numId w:val="18"/>
+        </w:numPr>
+      </w:pPr>
+      <w:proofErr w:type="spellStart"/>
+      <w:r>
+        <w:t>З</w:t>
+      </w:r>
+      <w:r>
+        <w:t>апослени</w:t>
+      </w:r>
+      <w:proofErr w:type="spellEnd"/>
+    </w:p>
+    <w:p>
+      <w:pPr>
+        <w:pStyle w:val="ListParagraph"/>
+        <w:numPr>
+          <w:ilvl w:val="0"/>
+          <w:numId w:val="18"/>
+        </w:numPr>
+      </w:pPr>
+      <w:proofErr w:type="spellStart"/>
+      <w:r>
+        <w:t>О</w:t>
+      </w:r>
+      <w:r>
+        <w:t>бука</w:t>
+      </w:r>
+      <w:proofErr w:type="spellEnd"/>
+    </w:p>
+    <w:p>
+      <w:pPr>
+        <w:pStyle w:val="ListParagraph"/>
+        <w:numPr>
+          <w:ilvl w:val="0"/>
+          <w:numId w:val="18"/>
+        </w:numPr>
+      </w:pPr>
+      <w:proofErr w:type="spellStart"/>
+      <w:r>
+        <w:t>Ч</w:t>
+      </w:r>
+      <w:r>
+        <w:t>ас</w:t>
+      </w:r>
+      <w:proofErr w:type="spellEnd"/>
+    </w:p>
+    <w:p>
+      <w:pPr>
+        <w:pStyle w:val="ListParagraph"/>
+        <w:numPr>
+          <w:ilvl w:val="0"/>
+          <w:numId w:val="18"/>
+        </w:numPr>
+      </w:pPr>
+      <w:proofErr w:type="spellStart"/>
+      <w:r>
+        <w:t>П</w:t>
+      </w:r>
+      <w:r>
+        <w:t>олагање</w:t>
+      </w:r>
+      <w:proofErr w:type="spellEnd"/>
+    </w:p>
+    <w:p>
+      <w:pPr>
+        <w:pStyle w:val="ListParagraph"/>
+        <w:numPr>
+          <w:ilvl w:val="0"/>
+          <w:numId w:val="18"/>
+        </w:numPr>
+      </w:pPr>
+      <w:proofErr w:type="spellStart"/>
+      <w:r>
+        <w:t>В</w:t>
+      </w:r>
+      <w:r>
+        <w:t>озило</w:t>
+      </w:r>
+      <w:proofErr w:type="spellEnd"/>
+    </w:p>
+    <w:p>
+      <w:pPr>
+        <w:pStyle w:val="ListParagraph"/>
+        <w:numPr>
+          <w:ilvl w:val="0"/>
+          <w:numId w:val="18"/>
+        </w:numPr>
+      </w:pPr>
+      <w:proofErr w:type="spellStart"/>
+      <w:r>
+        <w:t>У</w:t>
+      </w:r>
+      <w:r>
+        <w:t>плата</w:t>
+      </w:r>
+      <w:proofErr w:type="spellEnd"/>
+    </w:p>
+    <w:p>
+      <w:pPr>
+        <w:pStyle w:val="ListParagraph"/>
+        <w:numPr>
+          <w:ilvl w:val="0"/>
+          <w:numId w:val="18"/>
+        </w:numPr>
+      </w:pPr>
+      <w:proofErr w:type="spellStart"/>
+      <w:r>
+        <w:t>Ц</w:t>
+      </w:r>
+      <w:r>
+        <w:t>еновник</w:t>
+      </w:r>
+      <w:proofErr w:type="spellEnd"/>
+    </w:p>
+    <w:p>
+      <w:pPr>
+        <w:pStyle w:val="ListParagraph"/>
+        <w:numPr>
+          <w:ilvl w:val="0"/>
+          <w:numId w:val="18"/>
+        </w:numPr>
+      </w:pPr>
+      <w:proofErr w:type="spellStart"/>
+      <w:r>
+        <w:t>Г</w:t>
+      </w:r>
+      <w:r>
+        <w:t>рупа</w:t>
+      </w:r>
+      <w:proofErr w:type="spellEnd"/>
+    </w:p>
+    <w:p>
+      <w:pPr>
+        <w:pStyle w:val="ListParagraph"/>
+        <w:numPr>
+          <w:ilvl w:val="0"/>
+          <w:numId w:val="18"/>
+        </w:numPr>
+      </w:pPr>
+      <w:proofErr w:type="spellStart"/>
+      <w:r>
+        <w:t>T</w:t>
+      </w:r>
+      <w:r>
+        <w:t>ип</w:t>
+      </w:r>
+      <w:proofErr w:type="spellEnd"/>
+      <w:r>
+        <w:t xml:space="preserve"> </w:t>
+      </w:r>
+      <w:proofErr w:type="spellStart"/>
+      <w:r>
+        <w:t>обуке</w:t>
+      </w:r>
+      <w:proofErr w:type="spellEnd"/>
+    </w:p>
+    <w:p>
+      <w:pPr>
+        <w:pStyle w:val="ListParagraph"/>
+        <w:numPr>
+          <w:ilvl w:val="0"/>
+          <w:numId w:val="18"/>
+        </w:numPr>
+        <w:jc w:val="left"/>
+      </w:pPr>
+      <w:proofErr w:type="spellStart"/>
+      <w:r>
+        <w:t>K</w:t>
+      </w:r>
+      <w:r>
+        <w:t>атегорија</w:t>
+      </w:r>
+      <w:proofErr w:type="spellEnd"/>
+      <w:r>
+        <w:t xml:space="preserve"> </w:t>
+      </w:r>
+      <w:proofErr w:type="spellStart"/>
+      <w:r>
+        <w:t>возачке</w:t>
+      </w:r>
+      <w:proofErr w:type="spellEnd"/>
+      <w:r>
+        <w:t xml:space="preserve"> </w:t>
+      </w:r>
+      <w:proofErr w:type="spellStart"/>
+      <w:r>
+        <w:t>дозволе</w:t>
+      </w:r>
+      <w:proofErr w:type="spellEnd"/>
+      <w:r>
+        <w:t>.</w:t>
+      </w:r>
+    </w:p>
+    <w:p>
+      <w:pPr>
+        <w:sectPr>
+          <w:type w:val="continuous"/>
+          <w:pgSz w:w="11906" w:h="16838"/>
+          <w:pgMar w:top="1417" w:right="1417" w:bottom="1417" w:left="1701" w:header="720" w:footer="720" w:gutter="0"/>
+          <w:cols w:num="2" w:space="720"/>
+          <w:docGrid w:linePitch="360"/>
+        </w:sectPr>
+      </w:pPr>
+    </w:p>
+    <w:p>
+      <w:r>
+        <w:rPr>
+          <w:noProof/>
+        </w:rPr>
+        <w:drawing>
+          <wp:anchor distT="0" distB="0" distL="114300" distR="114300" simplePos="0" relativeHeight="251657216" behindDoc="0" locked="0" layoutInCell="1" allowOverlap="1" wp14:anchorId="29F2C3BC" wp14:editId="3324A21C">
+            <wp:simplePos x="0" y="0"/>
+            <wp:positionH relativeFrom="column">
+              <wp:posOffset>15240</wp:posOffset>
+            </wp:positionH>
+            <wp:positionV relativeFrom="paragraph">
+              <wp:posOffset>847480</wp:posOffset>
+            </wp:positionV>
+            <wp:extent cx="5562600" cy="3364230"/>
+            <wp:effectExtent l="0" t="0" r="0" b="7620"/>
+            <wp:wrapSquare wrapText="bothSides"/>
+            <wp:docPr id="6" name="Picture 6"/>
+            <wp:cNvGraphicFramePr>
+              <a:graphicFrameLocks xmlns:a="http://schemas.openxmlformats.org/drawingml/2006/main" noChangeAspect="1"/>
+            </wp:cNvGraphicFramePr>
+            <a:graphic xmlns:a="http://schemas.openxmlformats.org/drawingml/2006/main">
+              <a:graphicData uri="http://schemas.openxmlformats.org/drawingml/2006/picture">
+                <pic:pic xmlns:pic="http://schemas.openxmlformats.org/drawingml/2006/picture">
+                  <pic:nvPicPr>
+                    <pic:cNvPr id="0" name="Picture 3"/>
+                    <pic:cNvPicPr>
+                      <a:picLocks noChangeAspect="1" noChangeArrowheads="1"/>
+                    </pic:cNvPicPr>
+                  </pic:nvPicPr>
+                  <pic:blipFill>
+                    <a:blip r:embed="rId9">
+                      <a:extLst>
+                        <a:ext uri="{28A0092B-C50C-407E-A947-70E740481C1C}">
+                          <a14:useLocalDpi xmlns:a14="http://schemas.microsoft.com/office/drawing/2010/main" val="0"/>
+                        </a:ext>
+                      </a:extLst>
+                    </a:blip>
+                    <a:srcRect/>
+                    <a:stretch>
+                      <a:fillRect/>
+                    </a:stretch>
+                  </pic:blipFill>
+                  <pic:spPr bwMode="auto">
+                    <a:xfrm>
+                      <a:off x="0" y="0"/>
+                      <a:ext cx="5562600" cy="3364230"/>
+                    </a:xfrm>
+                    <a:prstGeom prst="rect">
+                      <a:avLst/>
+                    </a:prstGeom>
+                    <a:noFill/>
+                    <a:ln>
+                      <a:noFill/>
+                    </a:ln>
+                  </pic:spPr>
+                </pic:pic>
+              </a:graphicData>
+            </a:graphic>
+          </wp:anchor>
+        </w:drawing>
+      </w:r>
+      <w:proofErr w:type="spellStart"/>
+      <w:r>
+        <w:t>Циљ</w:t>
+      </w:r>
+      <w:proofErr w:type="spellEnd"/>
+      <w:r>
+        <w:t xml:space="preserve"> </w:t>
+      </w:r>
+      <w:proofErr w:type="spellStart"/>
+      <w:r>
+        <w:t>концептуалног</w:t>
+      </w:r>
+      <w:proofErr w:type="spellEnd"/>
+      <w:r>
+        <w:t xml:space="preserve"> </w:t>
+      </w:r>
+      <w:proofErr w:type="spellStart"/>
+      <w:r>
+        <w:t>модела</w:t>
+      </w:r>
+      <w:proofErr w:type="spellEnd"/>
+      <w:r>
+        <w:t xml:space="preserve"> </w:t>
+      </w:r>
+      <w:proofErr w:type="spellStart"/>
+      <w:r>
+        <w:t>је</w:t>
+      </w:r>
+      <w:proofErr w:type="spellEnd"/>
+      <w:r>
+        <w:t xml:space="preserve"> да се покаже како су главни делови пословања повезани. На пример, кандидат похађа обуку, обука садржи часове, запослени води обуку или </w:t>
+      </w:r>
+      <w:proofErr w:type="spellStart"/>
+      <w:r>
+        <w:t>час</w:t>
+      </w:r>
+      <w:proofErr w:type="spellEnd"/>
+      <w:r>
+        <w:t xml:space="preserve">, </w:t>
+      </w:r>
+      <w:proofErr w:type="spellStart"/>
+      <w:r>
+        <w:t>возило</w:t>
+      </w:r>
+      <w:proofErr w:type="spellEnd"/>
+      <w:r>
+        <w:t xml:space="preserve"> </w:t>
+      </w:r>
+      <w:proofErr w:type="spellStart"/>
+      <w:r>
+        <w:t>се</w:t>
+      </w:r>
+      <w:proofErr w:type="spellEnd"/>
+      <w:r>
+        <w:t xml:space="preserve"> </w:t>
+      </w:r>
+      <w:proofErr w:type="spellStart"/>
+      <w:r>
+        <w:t>користи</w:t>
+      </w:r>
+      <w:proofErr w:type="spellEnd"/>
+      <w:r>
+        <w:t xml:space="preserve"> у </w:t>
+      </w:r>
+      <w:proofErr w:type="spellStart"/>
+      <w:r>
+        <w:t>практичној</w:t>
+      </w:r>
+      <w:proofErr w:type="spellEnd"/>
+      <w:r>
+        <w:t xml:space="preserve"> </w:t>
+      </w:r>
+      <w:proofErr w:type="spellStart"/>
+      <w:r>
+        <w:t>настави</w:t>
+      </w:r>
+      <w:proofErr w:type="spellEnd"/>
+      <w:r>
+        <w:t>, а уплата се односи на обуку и ставку ценовника.</w:t>
       </w:r>
     </w:p>
     <w:p>
       <w:pPr>
         <w:jc w:val="center"/>
       </w:pPr>
-      <w:r/>
-      <w:r>
-        <w:drawing>
-          <wp:inline xmlns:a="http://schemas.openxmlformats.org/drawingml/2006/main" xmlns:pic="http://schemas.openxmlformats.org/drawingml/2006/picture">
-            <wp:extent cx="5760720" cy="3139713"/>
-            <wp:docPr id="3" name="Picture 3"/>
-            <wp:cNvGraphicFramePr>
-              <a:graphicFrameLocks noChangeAspect="1"/>
-            </wp:cNvGraphicFramePr>
-            <a:graphic>
-              <a:graphicData uri="http://schemas.openxmlformats.org/drawingml/2006/picture">
-                <pic:pic>
-                  <pic:nvPicPr>
-                    <pic:cNvPr id="0" name="konceptualniModel.png"/>
-                    <pic:cNvPicPr/>
-                  </pic:nvPicPr>
-                  <pic:blipFill>
-                    <a:blip r:embed="rId13"/>
-                    <a:stretch>
-                      <a:fillRect/>
-                    </a:stretch>
-                  </pic:blipFill>
-                  <pic:spPr>
-                    <a:xfrm>
-                      <a:off x="0" y="0"/>
-                      <a:ext cx="5760720" cy="3139713"/>
-                    </a:xfrm>
-                    <a:prstGeom prst="rect"/>
-                  </pic:spPr>
-                </pic:pic>
-              </a:graphicData>
-            </a:graphic>
-          </wp:inline>
-        </w:drawing>
-      </w:r>
     </w:p>
     <w:p>
       <w:pPr>
@@ -37620,6 +37083,7 @@
       <w:bookmarkStart w:id="34" w:name="_Toc236752115"/>
       <w:proofErr w:type="spellStart"/>
       <w:r>
+        <w:lastRenderedPageBreak/>
         <w:t>Идентификација</w:t>
       </w:r>
       <w:proofErr w:type="spellEnd"/>
@@ -37634,13 +37098,106 @@
       <w:proofErr w:type="spellEnd"/>
     </w:p>
     <w:p>
-      <w:r>
-        <w:t>Ентитети су одређени на основу пословних података које аутошкола мора да прати у свакодневном раду. Као главни ентитети издвојени су кандидат, запослени, обука, час, полагање, возило, уплата и ценовник.</w:t>
+      <w:proofErr w:type="spellStart"/>
+      <w:r>
+        <w:t>Ентитети</w:t>
+      </w:r>
+      <w:proofErr w:type="spellEnd"/>
+      <w:r>
+        <w:t xml:space="preserve"> </w:t>
+      </w:r>
+      <w:proofErr w:type="spellStart"/>
+      <w:r>
+        <w:t>су</w:t>
+      </w:r>
+      <w:proofErr w:type="spellEnd"/>
+      <w:r>
+        <w:t xml:space="preserve"> </w:t>
+      </w:r>
+      <w:proofErr w:type="spellStart"/>
+      <w:r>
+        <w:t>одређени</w:t>
+      </w:r>
+      <w:proofErr w:type="spellEnd"/>
+      <w:r>
+        <w:t xml:space="preserve"> </w:t>
+      </w:r>
+      <w:proofErr w:type="spellStart"/>
+      <w:r>
+        <w:t>на</w:t>
+      </w:r>
+      <w:proofErr w:type="spellEnd"/>
+      <w:r>
+        <w:t xml:space="preserve"> основу пословних података које аутошкола мора да прати у свакодневном раду. Као главни ентитети издвојени су кандидат, запослени, обука, час, полагање, возило, уплата и ценовник.</w:t>
       </w:r>
     </w:p>
     <w:p>
       <w:r>
-        <w:t>Поред главних ентитета постоје и помоћне целине које описују шифарнике и организацију рада, као што су категорија возачке дозволе, тип обуке, група и функције запослених. Оне омогућавају да се подаци не понављају и да се систем лакше проширује.</w:t>
+        <w:t xml:space="preserve">Поред главних ентитета постоје и помоћне целине које описују шифарнике и организацију </w:t>
+      </w:r>
+      <w:proofErr w:type="spellStart"/>
+      <w:r>
+        <w:t>рада</w:t>
+      </w:r>
+      <w:proofErr w:type="spellEnd"/>
+      <w:r>
+        <w:t xml:space="preserve">, </w:t>
+      </w:r>
+      <w:proofErr w:type="spellStart"/>
+      <w:r>
+        <w:t>као</w:t>
+      </w:r>
+      <w:proofErr w:type="spellEnd"/>
+      <w:r>
+        <w:t xml:space="preserve"> </w:t>
+      </w:r>
+      <w:proofErr w:type="spellStart"/>
+      <w:r>
+        <w:t>што</w:t>
+      </w:r>
+      <w:proofErr w:type="spellEnd"/>
+      <w:r>
+        <w:t xml:space="preserve"> </w:t>
+      </w:r>
+      <w:proofErr w:type="spellStart"/>
+      <w:r>
+        <w:t>су</w:t>
+      </w:r>
+      <w:proofErr w:type="spellEnd"/>
+      <w:r>
+        <w:t xml:space="preserve"> </w:t>
+      </w:r>
+      <w:proofErr w:type="spellStart"/>
+      <w:r>
+        <w:t>категорија</w:t>
+      </w:r>
+      <w:proofErr w:type="spellEnd"/>
+      <w:r>
+        <w:t xml:space="preserve"> </w:t>
+      </w:r>
+      <w:proofErr w:type="spellStart"/>
+      <w:r>
+        <w:t>возачке</w:t>
+      </w:r>
+      <w:proofErr w:type="spellEnd"/>
+      <w:r>
+        <w:t xml:space="preserve"> </w:t>
+      </w:r>
+      <w:proofErr w:type="spellStart"/>
+      <w:r>
+        <w:t>дозволе</w:t>
+      </w:r>
+      <w:proofErr w:type="spellEnd"/>
+      <w:r>
+        <w:t xml:space="preserve">, </w:t>
+      </w:r>
+      <w:proofErr w:type="spellStart"/>
+      <w:r>
+        <w:t>тип</w:t>
+      </w:r>
+      <w:proofErr w:type="spellEnd"/>
+      <w:r>
+        <w:t xml:space="preserve"> обуке, група и функције запослених. Оне омогућавају да се подаци не понављају и да се систем лакше проширује.</w:t>
       </w:r>
     </w:p>
     <w:p>
@@ -37715,24 +37272,28 @@
       <w:pPr>
         <w:jc w:val="center"/>
       </w:pPr>
-      <w:r/>
-      <w:r>
+      <w:r>
+        <w:rPr>
+          <w:noProof/>
+        </w:rPr>
+        <w:lastRenderedPageBreak/>
         <w:drawing>
-          <wp:inline xmlns:a="http://schemas.openxmlformats.org/drawingml/2006/main" xmlns:pic="http://schemas.openxmlformats.org/drawingml/2006/picture">
+          <wp:inline distT="0" distB="0" distL="0" distR="0" wp14:anchorId="1EEF439D" wp14:editId="5C019E19">
             <wp:extent cx="5852160" cy="4685140"/>
+            <wp:effectExtent l="0" t="0" r="0" b="0"/>
             <wp:docPr id="2" name="Picture 2"/>
             <wp:cNvGraphicFramePr>
-              <a:graphicFrameLocks noChangeAspect="1"/>
+              <a:graphicFrameLocks xmlns:a="http://schemas.openxmlformats.org/drawingml/2006/main" noChangeAspect="1"/>
             </wp:cNvGraphicFramePr>
-            <a:graphic>
+            <a:graphic xmlns:a="http://schemas.openxmlformats.org/drawingml/2006/main">
               <a:graphicData uri="http://schemas.openxmlformats.org/drawingml/2006/picture">
-                <pic:pic>
+                <pic:pic xmlns:pic="http://schemas.openxmlformats.org/drawingml/2006/picture">
                   <pic:nvPicPr>
                     <pic:cNvPr id="0" name="logicki Model.png"/>
                     <pic:cNvPicPr/>
                   </pic:nvPicPr>
                   <pic:blipFill>
-                    <a:blip r:embed="rId12"/>
+                    <a:blip r:embed="rId10"/>
                     <a:stretch>
                       <a:fillRect/>
                     </a:stretch>
@@ -37742,7 +37303,9 @@
                       <a:off x="0" y="0"/>
                       <a:ext cx="5852160" cy="4685140"/>
                     </a:xfrm>
-                    <a:prstGeom prst="rect"/>
+                    <a:prstGeom prst="rect">
+                      <a:avLst/>
+                    </a:prstGeom>
                   </pic:spPr>
                 </pic:pic>
               </a:graphicData>
@@ -37853,6 +37416,7 @@
       <w:bookmarkStart w:id="39" w:name="_Toc236752120"/>
       <w:proofErr w:type="spellStart"/>
       <w:r>
+        <w:lastRenderedPageBreak/>
         <w:t>Физички</w:t>
       </w:r>
       <w:proofErr w:type="spellEnd"/>
@@ -37880,18 +37444,21 @@
       <w:pPr>
         <w:jc w:val="center"/>
       </w:pPr>
-      <w:r/>
-      <w:r>
+      <w:r>
+        <w:rPr>
+          <w:noProof/>
+        </w:rPr>
         <w:drawing>
-          <wp:inline xmlns:a="http://schemas.openxmlformats.org/drawingml/2006/main" xmlns:pic="http://schemas.openxmlformats.org/drawingml/2006/picture">
+          <wp:inline distT="0" distB="0" distL="0" distR="0" wp14:anchorId="451B0A89" wp14:editId="3970015D">
             <wp:extent cx="5852160" cy="4187074"/>
+            <wp:effectExtent l="0" t="0" r="0" b="0"/>
             <wp:docPr id="1" name="Picture 1"/>
             <wp:cNvGraphicFramePr>
-              <a:graphicFrameLocks noChangeAspect="1"/>
+              <a:graphicFrameLocks xmlns:a="http://schemas.openxmlformats.org/drawingml/2006/main" noChangeAspect="1"/>
             </wp:cNvGraphicFramePr>
-            <a:graphic>
+            <a:graphic xmlns:a="http://schemas.openxmlformats.org/drawingml/2006/main">
               <a:graphicData uri="http://schemas.openxmlformats.org/drawingml/2006/picture">
-                <pic:pic>
+                <pic:pic xmlns:pic="http://schemas.openxmlformats.org/drawingml/2006/picture">
                   <pic:nvPicPr>
                     <pic:cNvPr id="0" name="fizicki_model.png"/>
                     <pic:cNvPicPr/>
@@ -37907,7 +37474,9 @@
                       <a:off x="0" y="0"/>
                       <a:ext cx="5852160" cy="4187074"/>
                     </a:xfrm>
-                    <a:prstGeom prst="rect"/>
+                    <a:prstGeom prst="rect">
+                      <a:avLst/>
+                    </a:prstGeom>
                   </pic:spPr>
                 </pic:pic>
               </a:graphicData>
@@ -37949,7 +37518,7 @@
       <w:pPr>
         <w:pStyle w:val="Heading3"/>
       </w:pPr>
-      <w:bookmarkStart w:id="41" w:name="_Toc236752122"/>
+      <w:bookmarkStart w:id="40" w:name="_Toc236752122"/>
       <w:proofErr w:type="spellStart"/>
       <w:r>
         <w:t>Ограничења</w:t>
@@ -37970,7 +37539,7 @@
       <w:r>
         <w:t>колонама</w:t>
       </w:r>
-      <w:bookmarkEnd w:id="41"/>
+      <w:bookmarkEnd w:id="40"/>
       <w:proofErr w:type="spellEnd"/>
     </w:p>
     <w:p>
@@ -37980,6 +37549,7 @@
     </w:p>
     <w:p>
       <w:r>
+        <w:lastRenderedPageBreak/>
         <w:t>Примери таквих правила су јединствен ЈМБГ кандидата и запосленог, провера да статус обуке има дозвољену вредност, провера да је крај часа после почетка, као и аутоматско постављање датума креирања записа.</w:t>
       </w:r>
     </w:p>
@@ -37987,7 +37557,7 @@
       <w:pPr>
         <w:pStyle w:val="Heading2"/>
       </w:pPr>
-      <w:bookmarkStart w:id="42" w:name="_Toc236752123"/>
+      <w:bookmarkStart w:id="41" w:name="_Toc236752123"/>
       <w:proofErr w:type="spellStart"/>
       <w:r>
         <w:t>Табеле</w:t>
@@ -38008,7 +37578,7 @@
       <w:r>
         <w:t>података</w:t>
       </w:r>
-      <w:bookmarkEnd w:id="42"/>
+      <w:bookmarkEnd w:id="41"/>
       <w:proofErr w:type="spellEnd"/>
     </w:p>
     <w:p>
@@ -38025,7 +37595,7 @@
       <w:pPr>
         <w:pStyle w:val="Heading2"/>
       </w:pPr>
-      <w:bookmarkStart w:id="43" w:name="_Toc236752124"/>
+      <w:bookmarkStart w:id="42" w:name="_Toc236752124"/>
       <w:proofErr w:type="spellStart"/>
       <w:r>
         <w:t>Везе</w:t>
@@ -38046,7 +37616,7 @@
       <w:r>
         <w:t>података</w:t>
       </w:r>
-      <w:bookmarkEnd w:id="43"/>
+      <w:bookmarkEnd w:id="42"/>
       <w:proofErr w:type="spellEnd"/>
     </w:p>
     <w:p>
@@ -38063,7 +37633,7 @@
       <w:pPr>
         <w:pStyle w:val="Heading2"/>
       </w:pPr>
-      <w:bookmarkStart w:id="44" w:name="_Toc236752125"/>
+      <w:bookmarkStart w:id="43" w:name="_Toc236752125"/>
       <w:proofErr w:type="spellStart"/>
       <w:r>
         <w:t>Ограничења</w:t>
@@ -38076,7 +37646,7 @@
       <w:r>
         <w:t>интегритета</w:t>
       </w:r>
-      <w:bookmarkEnd w:id="44"/>
+      <w:bookmarkEnd w:id="43"/>
       <w:proofErr w:type="spellEnd"/>
     </w:p>
     <w:p>
@@ -38093,7 +37663,7 @@
       <w:pPr>
         <w:pStyle w:val="Heading1"/>
       </w:pPr>
-      <w:bookmarkStart w:id="45" w:name="_Toc236752126"/>
+      <w:bookmarkStart w:id="44" w:name="_Toc236752126"/>
       <w:r>
         <w:lastRenderedPageBreak/>
         <w:t xml:space="preserve">ИМПЛЕМЕНТАЦИЈА </w:t>
@@ -38104,7 +37674,7 @@
       <w:r>
         <w:t xml:space="preserve"> ПОДАТАКА</w:t>
       </w:r>
-      <w:bookmarkEnd w:id="45"/>
+      <w:bookmarkEnd w:id="44"/>
     </w:p>
     <w:p>
       <w:r>
@@ -38120,7 +37690,7 @@
       <w:pPr>
         <w:pStyle w:val="Heading2"/>
       </w:pPr>
-      <w:bookmarkStart w:id="46" w:name="_Toc236752127"/>
+      <w:bookmarkStart w:id="45" w:name="_Toc236752127"/>
       <w:proofErr w:type="spellStart"/>
       <w:r>
         <w:t>Креирање</w:t>
@@ -38141,7 +37711,7 @@
       <w:r>
         <w:t>табела</w:t>
       </w:r>
-      <w:bookmarkEnd w:id="46"/>
+      <w:bookmarkEnd w:id="45"/>
       <w:proofErr w:type="spellEnd"/>
     </w:p>
     <w:p>
@@ -38158,7 +37728,7 @@
       <w:pPr>
         <w:pStyle w:val="Heading3"/>
       </w:pPr>
-      <w:bookmarkStart w:id="47" w:name="_Toc236752128"/>
+      <w:bookmarkStart w:id="46" w:name="_Toc236752128"/>
       <w:proofErr w:type="spellStart"/>
       <w:r>
         <w:t>Креирање</w:t>
@@ -38179,7 +37749,7 @@
       <w:r>
         <w:t>података</w:t>
       </w:r>
-      <w:bookmarkEnd w:id="47"/>
+      <w:bookmarkEnd w:id="46"/>
       <w:proofErr w:type="spellEnd"/>
     </w:p>
     <w:p>
@@ -38196,7 +37766,7 @@
       <w:pPr>
         <w:pStyle w:val="Heading3"/>
       </w:pPr>
-      <w:bookmarkStart w:id="48" w:name="_Toc236752129"/>
+      <w:bookmarkStart w:id="47" w:name="_Toc236752129"/>
       <w:proofErr w:type="spellStart"/>
       <w:r>
         <w:t>Креирање</w:t>
@@ -38217,7 +37787,7 @@
       <w:r>
         <w:t>табела</w:t>
       </w:r>
-      <w:bookmarkEnd w:id="48"/>
+      <w:bookmarkEnd w:id="47"/>
       <w:proofErr w:type="spellEnd"/>
     </w:p>
     <w:p>
@@ -38234,7 +37804,7 @@
       <w:pPr>
         <w:pStyle w:val="Heading3"/>
       </w:pPr>
-      <w:bookmarkStart w:id="49" w:name="_Toc236752130"/>
+      <w:bookmarkStart w:id="48" w:name="_Toc236752130"/>
       <w:proofErr w:type="spellStart"/>
       <w:r>
         <w:t>Дефинисање</w:t>
@@ -38263,7 +37833,7 @@
       <w:r>
         <w:t>табела</w:t>
       </w:r>
-      <w:bookmarkEnd w:id="49"/>
+      <w:bookmarkEnd w:id="48"/>
       <w:proofErr w:type="spellEnd"/>
     </w:p>
     <w:p>
@@ -38280,7 +37850,7 @@
       <w:pPr>
         <w:pStyle w:val="Heading2"/>
       </w:pPr>
-      <w:bookmarkStart w:id="50" w:name="_Toc236752131"/>
+      <w:bookmarkStart w:id="49" w:name="_Toc236752131"/>
       <w:proofErr w:type="spellStart"/>
       <w:r>
         <w:t>Унос</w:t>
@@ -38301,7 +37871,7 @@
       <w:r>
         <w:t>података</w:t>
       </w:r>
-      <w:bookmarkEnd w:id="50"/>
+      <w:bookmarkEnd w:id="49"/>
       <w:proofErr w:type="spellEnd"/>
     </w:p>
     <w:p>
@@ -38311,6 +37881,7 @@
     </w:p>
     <w:p>
       <w:r>
+        <w:lastRenderedPageBreak/>
         <w:t>Подаци су припремљени тако да није потребно ручно уносити идентификаторе. Идентификатори се генеришу подразумеваном вредношћу NEWID(), а скрипта користи постојеће податке како би повезала кандидате, обуке, часове, уплате и полагања.</w:t>
       </w:r>
     </w:p>
@@ -38318,12 +37889,12 @@
       <w:pPr>
         <w:pStyle w:val="Heading2"/>
       </w:pPr>
-      <w:bookmarkStart w:id="51" w:name="_Toc236752132"/>
+      <w:bookmarkStart w:id="50" w:name="_Toc236752132"/>
       <w:proofErr w:type="spellStart"/>
       <w:r>
         <w:t>Упити</w:t>
       </w:r>
-      <w:bookmarkEnd w:id="51"/>
+      <w:bookmarkEnd w:id="50"/>
       <w:proofErr w:type="spellEnd"/>
     </w:p>
     <w:p>
@@ -38340,12 +37911,12 @@
       <w:pPr>
         <w:pStyle w:val="Heading2"/>
       </w:pPr>
-      <w:bookmarkStart w:id="52" w:name="_Toc236752133"/>
+      <w:bookmarkStart w:id="51" w:name="_Toc236752133"/>
       <w:proofErr w:type="spellStart"/>
       <w:r>
         <w:t>Погледи</w:t>
       </w:r>
-      <w:bookmarkEnd w:id="52"/>
+      <w:bookmarkEnd w:id="51"/>
       <w:proofErr w:type="spellEnd"/>
     </w:p>
     <w:p>
@@ -38362,12 +37933,12 @@
       <w:pPr>
         <w:pStyle w:val="Heading2"/>
       </w:pPr>
-      <w:bookmarkStart w:id="53" w:name="_Toc236752134"/>
+      <w:bookmarkStart w:id="52" w:name="_Toc236752134"/>
       <w:proofErr w:type="spellStart"/>
       <w:r>
         <w:t>Функције</w:t>
       </w:r>
-      <w:bookmarkEnd w:id="53"/>
+      <w:bookmarkEnd w:id="52"/>
       <w:proofErr w:type="spellEnd"/>
     </w:p>
     <w:p>
@@ -38384,7 +37955,7 @@
       <w:pPr>
         <w:pStyle w:val="Heading2"/>
       </w:pPr>
-      <w:bookmarkStart w:id="54" w:name="_Toc236752135"/>
+      <w:bookmarkStart w:id="53" w:name="_Toc236752135"/>
       <w:proofErr w:type="spellStart"/>
       <w:r>
         <w:t>Процедуре</w:t>
@@ -38397,7 +37968,7 @@
       <w:r>
         <w:t>трансакције</w:t>
       </w:r>
-      <w:bookmarkEnd w:id="54"/>
+      <w:bookmarkEnd w:id="53"/>
       <w:proofErr w:type="spellEnd"/>
     </w:p>
     <w:p>
@@ -38414,7 +37985,7 @@
       <w:pPr>
         <w:pStyle w:val="Heading3"/>
       </w:pPr>
-      <w:bookmarkStart w:id="55" w:name="_Toc236752136"/>
+      <w:bookmarkStart w:id="54" w:name="_Toc236752136"/>
       <w:proofErr w:type="spellStart"/>
       <w:r>
         <w:t>Складиштене</w:t>
@@ -38427,7 +37998,7 @@
       <w:r>
         <w:t>процедуре</w:t>
       </w:r>
-      <w:bookmarkEnd w:id="55"/>
+      <w:bookmarkEnd w:id="54"/>
       <w:proofErr w:type="spellEnd"/>
     </w:p>
     <w:p>
@@ -38437,6 +38008,7 @@
     </w:p>
     <w:p>
       <w:r>
+        <w:lastRenderedPageBreak/>
         <w:t>Процедура за евидентирање резултата полагања проверава да ли пријава кандидата на полагање постоји и да ли је број поена у дозвољеном опсегу.</w:t>
       </w:r>
     </w:p>
@@ -38444,12 +38016,12 @@
       <w:pPr>
         <w:pStyle w:val="Heading3"/>
       </w:pPr>
-      <w:bookmarkStart w:id="56" w:name="_Toc236752137"/>
+      <w:bookmarkStart w:id="55" w:name="_Toc236752137"/>
       <w:proofErr w:type="spellStart"/>
       <w:r>
         <w:t>Трансакције</w:t>
       </w:r>
-      <w:bookmarkEnd w:id="56"/>
+      <w:bookmarkEnd w:id="55"/>
       <w:proofErr w:type="spellEnd"/>
     </w:p>
     <w:p>
@@ -38466,12 +38038,12 @@
       <w:pPr>
         <w:pStyle w:val="Heading2"/>
       </w:pPr>
-      <w:bookmarkStart w:id="57" w:name="_Toc236752138"/>
+      <w:bookmarkStart w:id="56" w:name="_Toc236752138"/>
       <w:proofErr w:type="spellStart"/>
       <w:r>
         <w:t>Тригери</w:t>
       </w:r>
-      <w:bookmarkEnd w:id="57"/>
+      <w:bookmarkEnd w:id="56"/>
       <w:proofErr w:type="spellEnd"/>
     </w:p>
     <w:p>
@@ -38488,12 +38060,12 @@
       <w:pPr>
         <w:pStyle w:val="Heading1"/>
       </w:pPr>
-      <w:bookmarkStart w:id="58" w:name="_Toc236752139"/>
+      <w:bookmarkStart w:id="57" w:name="_Toc236752139"/>
       <w:r>
         <w:lastRenderedPageBreak/>
         <w:t>БЕЗБЕДНОСТ И ЗАШТИТА ПОДАТАКА</w:t>
       </w:r>
-      <w:bookmarkEnd w:id="58"/>
+      <w:bookmarkEnd w:id="57"/>
     </w:p>
     <w:p>
       <w:r>
@@ -38504,7 +38076,7 @@
       <w:pPr>
         <w:pStyle w:val="Heading2"/>
       </w:pPr>
-      <w:bookmarkStart w:id="59" w:name="_Toc236752140"/>
+      <w:bookmarkStart w:id="58" w:name="_Toc236752140"/>
       <w:proofErr w:type="spellStart"/>
       <w:r>
         <w:t>Корисничке</w:t>
@@ -38533,7 +38105,7 @@
       <w:r>
         <w:t>приступа</w:t>
       </w:r>
-      <w:bookmarkEnd w:id="59"/>
+      <w:bookmarkEnd w:id="58"/>
       <w:proofErr w:type="spellEnd"/>
     </w:p>
     <w:p>
@@ -38550,7 +38122,7 @@
       <w:pPr>
         <w:pStyle w:val="Heading2"/>
       </w:pPr>
-      <w:bookmarkStart w:id="60" w:name="_Toc236752141"/>
+      <w:bookmarkStart w:id="59" w:name="_Toc236752141"/>
       <w:proofErr w:type="spellStart"/>
       <w:r>
         <w:t>Заштита</w:t>
@@ -38579,7 +38151,7 @@
       <w:r>
         <w:t>кандидата</w:t>
       </w:r>
-      <w:bookmarkEnd w:id="60"/>
+      <w:bookmarkEnd w:id="59"/>
       <w:proofErr w:type="spellEnd"/>
     </w:p>
     <w:p>
@@ -38596,7 +38168,7 @@
       <w:pPr>
         <w:pStyle w:val="Heading2"/>
       </w:pPr>
-      <w:bookmarkStart w:id="61" w:name="_Toc236752142"/>
+      <w:bookmarkStart w:id="60" w:name="_Toc236752142"/>
       <w:proofErr w:type="spellStart"/>
       <w:r>
         <w:t>Резервне</w:t>
@@ -38625,7 +38197,7 @@
       <w:r>
         <w:t>података</w:t>
       </w:r>
-      <w:bookmarkEnd w:id="61"/>
+      <w:bookmarkEnd w:id="60"/>
       <w:proofErr w:type="spellEnd"/>
     </w:p>
     <w:p>
@@ -38637,7 +38209,7 @@
       <w:pPr>
         <w:pStyle w:val="Heading2"/>
       </w:pPr>
-      <w:bookmarkStart w:id="62" w:name="_Toc236752143"/>
+      <w:bookmarkStart w:id="61" w:name="_Toc236752143"/>
       <w:proofErr w:type="spellStart"/>
       <w:r>
         <w:t>Опоравак</w:t>
@@ -38674,7 +38246,7 @@
       <w:r>
         <w:t>података</w:t>
       </w:r>
-      <w:bookmarkEnd w:id="62"/>
+      <w:bookmarkEnd w:id="61"/>
       <w:proofErr w:type="spellEnd"/>
     </w:p>
     <w:p>
@@ -38686,12 +38258,12 @@
       <w:pPr>
         <w:pStyle w:val="Heading1"/>
       </w:pPr>
-      <w:bookmarkStart w:id="63" w:name="_Toc236752144"/>
+      <w:bookmarkStart w:id="62" w:name="_Toc236752144"/>
       <w:r>
         <w:lastRenderedPageBreak/>
         <w:t>ОПТИМИЗАЦИЈА И АНАЛИЗА ПЕРФОРМАНСИ</w:t>
       </w:r>
-      <w:bookmarkEnd w:id="63"/>
+      <w:bookmarkEnd w:id="62"/>
     </w:p>
     <w:p>
       <w:r>
@@ -38702,11 +38274,11 @@
       <w:pPr>
         <w:pStyle w:val="Heading2"/>
       </w:pPr>
-      <w:bookmarkStart w:id="64" w:name="_Toc236752145"/>
+      <w:bookmarkStart w:id="63" w:name="_Toc236752145"/>
       <w:r>
         <w:t>Execution Plan</w:t>
       </w:r>
-      <w:bookmarkEnd w:id="64"/>
+      <w:bookmarkEnd w:id="63"/>
     </w:p>
     <w:p>
       <w:r>
@@ -38722,12 +38294,12 @@
       <w:pPr>
         <w:pStyle w:val="Heading2"/>
       </w:pPr>
-      <w:bookmarkStart w:id="65" w:name="_Toc236752146"/>
+      <w:bookmarkStart w:id="64" w:name="_Toc236752146"/>
       <w:proofErr w:type="spellStart"/>
       <w:r>
         <w:t>Индекси</w:t>
       </w:r>
-      <w:bookmarkEnd w:id="65"/>
+      <w:bookmarkEnd w:id="64"/>
       <w:proofErr w:type="spellEnd"/>
     </w:p>
     <w:p>
@@ -38744,7 +38316,7 @@
       <w:pPr>
         <w:pStyle w:val="Heading3"/>
       </w:pPr>
-      <w:bookmarkStart w:id="66" w:name="_Toc236752147"/>
+      <w:bookmarkStart w:id="65" w:name="_Toc236752147"/>
       <w:proofErr w:type="spellStart"/>
       <w:r>
         <w:t>Индекси</w:t>
@@ -38781,7 +38353,7 @@
       <w:r>
         <w:t>кључевима</w:t>
       </w:r>
-      <w:bookmarkEnd w:id="66"/>
+      <w:bookmarkEnd w:id="65"/>
       <w:proofErr w:type="spellEnd"/>
     </w:p>
     <w:p>
@@ -38798,7 +38370,7 @@
       <w:pPr>
         <w:pStyle w:val="Heading3"/>
       </w:pPr>
-      <w:bookmarkStart w:id="67" w:name="_Toc236752148"/>
+      <w:bookmarkStart w:id="66" w:name="_Toc236752148"/>
       <w:proofErr w:type="spellStart"/>
       <w:r>
         <w:t>Индекси</w:t>
@@ -38851,7 +38423,7 @@
       <w:r>
         <w:t>претражују</w:t>
       </w:r>
-      <w:bookmarkEnd w:id="67"/>
+      <w:bookmarkEnd w:id="66"/>
       <w:proofErr w:type="spellEnd"/>
     </w:p>
     <w:p>
@@ -38868,7 +38440,7 @@
       <w:pPr>
         <w:pStyle w:val="Heading2"/>
       </w:pPr>
-      <w:bookmarkStart w:id="68" w:name="_Toc236752149"/>
+      <w:bookmarkStart w:id="67" w:name="_Toc236752149"/>
       <w:proofErr w:type="spellStart"/>
       <w:r>
         <w:t>Анализа</w:t>
@@ -38897,12 +38469,16 @@
       <w:r>
         <w:t>читања</w:t>
       </w:r>
-      <w:bookmarkEnd w:id="68"/>
+      <w:bookmarkEnd w:id="67"/>
       <w:proofErr w:type="spellEnd"/>
     </w:p>
     <w:p>
       <w:r>
-        <w:t>Као најчешћи начини читања података издвојени су: часови по инструктору и датуму, часови по кандидату, обуке по кандидату и категорији, уплате по обуци, уплате по датуму, полагања по кандидату, кандидати по групи и запослени по функцији.</w:t>
+        <w:t xml:space="preserve">Као најчешћи начини читања података издвојени су: часови по инструктору и датуму, часови по кандидату, обуке по кандидату и категорији, уплате по обуци, </w:t>
+      </w:r>
+      <w:r>
+        <w:lastRenderedPageBreak/>
+        <w:t>уплате по датуму, полагања по кандидату, кандидати по групи и запослени по функцији.</w:t>
       </w:r>
     </w:p>
     <w:p>
@@ -38914,12 +38490,12 @@
       <w:pPr>
         <w:pStyle w:val="Heading1"/>
       </w:pPr>
-      <w:bookmarkStart w:id="69" w:name="_Toc236752150"/>
+      <w:bookmarkStart w:id="68" w:name="_Toc236752150"/>
       <w:r>
         <w:lastRenderedPageBreak/>
         <w:t>СМЕРНИЦЕ ЗА УНАПРЕЂЕЊЕ ОПИСАНОГ СИСТЕМА</w:t>
       </w:r>
-      <w:bookmarkEnd w:id="69"/>
+      <w:bookmarkEnd w:id="68"/>
     </w:p>
     <w:p>
       <w:r>
@@ -38940,12 +38516,12 @@
       <w:pPr>
         <w:pStyle w:val="Heading1"/>
       </w:pPr>
-      <w:bookmarkStart w:id="70" w:name="_Toc236752151"/>
+      <w:bookmarkStart w:id="69" w:name="_Toc236752151"/>
       <w:r>
         <w:lastRenderedPageBreak/>
         <w:t>ЗАКЉУЧАК</w:t>
       </w:r>
-      <w:bookmarkEnd w:id="70"/>
+      <w:bookmarkEnd w:id="69"/>
     </w:p>
     <w:p>
       <w:r>
@@ -38966,12 +38542,12 @@
       <w:pPr>
         <w:pStyle w:val="Heading1"/>
       </w:pPr>
-      <w:bookmarkStart w:id="71" w:name="_Toc236752152"/>
+      <w:bookmarkStart w:id="70" w:name="_Toc236752152"/>
       <w:r>
         <w:lastRenderedPageBreak/>
         <w:t>ИНДЕКС ПОЈМОВА</w:t>
       </w:r>
-      <w:bookmarkEnd w:id="71"/>
+      <w:bookmarkEnd w:id="70"/>
     </w:p>
     <w:p>
       <w:pPr>
@@ -39057,12 +38633,12 @@
       <w:pPr>
         <w:pStyle w:val="Heading1"/>
       </w:pPr>
-      <w:bookmarkStart w:id="72" w:name="_Toc236752153"/>
+      <w:bookmarkStart w:id="71" w:name="_Toc236752153"/>
       <w:r>
         <w:lastRenderedPageBreak/>
         <w:t>ЛИТЕРАТУРА</w:t>
       </w:r>
-      <w:bookmarkEnd w:id="72"/>
+      <w:bookmarkEnd w:id="71"/>
     </w:p>
     <w:p>
       <w:pPr>
@@ -39757,10 +39333,45 @@
       <w:pPr>
         <w:pStyle w:val="Heading1"/>
       </w:pPr>
-      <w:bookmarkStart w:id="73" w:name="_Toc236752154"/>
+      <w:bookmarkStart w:id="72" w:name="_Toc236752154"/>
       <w:r>
         <w:lastRenderedPageBreak/>
         <w:t>СПИСАК СЛИКА</w:t>
+      </w:r>
+      <w:bookmarkEnd w:id="72"/>
+    </w:p>
+    <w:p>
+      <w:pPr>
+        <w:pStyle w:val="ListBullet"/>
+      </w:pPr>
+      <w:r>
+        <w:t>Слика 1. Концептуални модел базе података аутошколе</w:t>
+      </w:r>
+    </w:p>
+    <w:p>
+      <w:pPr>
+        <w:pStyle w:val="ListBullet"/>
+      </w:pPr>
+      <w:r>
+        <w:t>Слика 2. Логички модел базе података аутошколе</w:t>
+      </w:r>
+    </w:p>
+    <w:p>
+      <w:pPr>
+        <w:pStyle w:val="ListBullet"/>
+      </w:pPr>
+      <w:r>
+        <w:t>Слика 3. Физички модел базе података аутошколе</w:t>
+      </w:r>
+    </w:p>
+    <w:p>
+      <w:pPr>
+        <w:pStyle w:val="Heading1"/>
+      </w:pPr>
+      <w:bookmarkStart w:id="73" w:name="_Toc236752155"/>
+      <w:r>
+        <w:lastRenderedPageBreak/>
+        <w:t>ПРИЛОЗИ</w:t>
       </w:r>
       <w:bookmarkEnd w:id="73"/>
     </w:p>
@@ -39769,7 +39380,7 @@
         <w:pStyle w:val="ListBullet"/>
       </w:pPr>
       <w:r>
-        <w:t>Слика 1. Концептуални модел базе података аутошколе</w:t>
+        <w:t>Прилог 1: SQL скрипте за креирање базе и табела.</w:t>
       </w:r>
     </w:p>
     <w:p>
@@ -39777,7 +39388,7 @@
         <w:pStyle w:val="ListBullet"/>
       </w:pPr>
       <w:r>
-        <w:t>Слика 2. Логички модел базе података аутошколе</w:t>
+        <w:t>Прилог 2: SQL скрипта са тест подацима.</w:t>
       </w:r>
     </w:p>
     <w:p>
@@ -39785,70 +39396,35 @@
         <w:pStyle w:val="ListBullet"/>
       </w:pPr>
       <w:r>
-        <w:t>Слика 3. Физички модел базе података аутошколе</w:t>
+        <w:t>Прилог 3: SQL скрипте за погледе, функције, процедуре и тригере.</w:t>
+      </w:r>
+    </w:p>
+    <w:p>
+      <w:pPr>
+        <w:pStyle w:val="ListBullet"/>
+      </w:pPr>
+      <w:r>
+        <w:t>Прилог 4: SQL скрипта за Execution Plan анализу и индексе.</w:t>
+      </w:r>
+    </w:p>
+    <w:p>
+      <w:pPr>
+        <w:pStyle w:val="ListBullet"/>
+      </w:pPr>
+      <w:r>
+        <w:t>Прилог 5: модели базе података израђени у SAP PowerDesigner алату.</w:t>
       </w:r>
     </w:p>
     <w:p>
       <w:pPr>
         <w:pStyle w:val="Heading1"/>
       </w:pPr>
-      <w:bookmarkStart w:id="74" w:name="_Toc236752155"/>
-      <w:r>
-        <w:lastRenderedPageBreak/>
-        <w:t>ПРИЛОЗИ</w:t>
-      </w:r>
-      <w:bookmarkEnd w:id="74"/>
-    </w:p>
-    <w:p>
-      <w:pPr>
-        <w:pStyle w:val="ListBullet"/>
-      </w:pPr>
-      <w:r>
-        <w:t>Прилог 1: SQL скрипте за креирање базе и табела.</w:t>
-      </w:r>
-    </w:p>
-    <w:p>
-      <w:pPr>
-        <w:pStyle w:val="ListBullet"/>
-      </w:pPr>
-      <w:r>
-        <w:t>Прилог 2: SQL скрипта са тест подацима.</w:t>
-      </w:r>
-    </w:p>
-    <w:p>
-      <w:pPr>
-        <w:pStyle w:val="ListBullet"/>
-      </w:pPr>
-      <w:r>
-        <w:t>Прилог 3: SQL скрипте за погледе, функције, процедуре и тригере.</w:t>
-      </w:r>
-    </w:p>
-    <w:p>
-      <w:pPr>
-        <w:pStyle w:val="ListBullet"/>
-      </w:pPr>
-      <w:r>
-        <w:t>Прилог 4: SQL скрипта за Execution Plan анализу и индексе.</w:t>
-      </w:r>
-    </w:p>
-    <w:p>
-      <w:pPr>
-        <w:pStyle w:val="ListBullet"/>
-      </w:pPr>
-      <w:r>
-        <w:t>Прилог 5: модели базе података израђени у SAP PowerDesigner алату.</w:t>
-      </w:r>
-    </w:p>
-    <w:p>
-      <w:pPr>
-        <w:pStyle w:val="Heading1"/>
-      </w:pPr>
-      <w:bookmarkStart w:id="75" w:name="_Toc236752156"/>
+      <w:bookmarkStart w:id="74" w:name="_Toc236752156"/>
       <w:r>
         <w:lastRenderedPageBreak/>
         <w:t>ИЗЈАВА О АКАДЕМСКОЈ ЧЕСТИТОСТИ</w:t>
       </w:r>
-      <w:bookmarkEnd w:id="75"/>
+      <w:bookmarkEnd w:id="74"/>
     </w:p>
     <w:p/>
     <w:p/>
@@ -39907,7 +39483,7 @@
     <w:p/>
     <w:p/>
     <w:sectPr>
-      <w:footerReference w:type="default" r:id="rId8"/>
+      <w:type w:val="continuous"/>
       <w:pgSz w:w="11906" w:h="16838"/>
       <w:pgMar w:top="1417" w:right="1417" w:bottom="1417" w:left="1701" w:header="720" w:footer="720" w:gutter="0"/>
       <w:cols w:space="720"/>
@@ -40106,9 +39682,9 @@
       <w:lvlJc w:val="left"/>
       <w:pPr>
         <w:tabs>
-          <w:tab w:val="num" w:pos="540"/>
+          <w:tab w:val="num" w:pos="360"/>
         </w:tabs>
-        <w:ind w:left="540" w:hanging="360"/>
+        <w:ind w:left="360" w:hanging="360"/>
       </w:pPr>
       <w:rPr>
         <w:rFonts w:ascii="Symbol" w:hAnsi="Symbol" w:hint="default"/>
@@ -40229,6 +39805,119 @@
     </w:lvl>
   </w:abstractNum>
   <w:abstractNum w:abstractNumId="7" w15:restartNumberingAfterBreak="0">
+    <w:nsid w:val="206D2D09"/>
+    <w:multiLevelType w:val="hybridMultilevel"/>
+    <w:tmpl w:val="CEA4F6C0"/>
+    <w:lvl w:ilvl="0" w:tplc="04090001">
+      <w:start w:val="1"/>
+      <w:numFmt w:val="bullet"/>
+      <w:lvlText w:val=""/>
+      <w:lvlJc w:val="left"/>
+      <w:pPr>
+        <w:ind w:left="720" w:hanging="360"/>
+      </w:pPr>
+      <w:rPr>
+        <w:rFonts w:ascii="Symbol" w:hAnsi="Symbol" w:hint="default"/>
+      </w:rPr>
+    </w:lvl>
+    <w:lvl w:ilvl="1" w:tplc="04090003" w:tentative="1">
+      <w:start w:val="1"/>
+      <w:numFmt w:val="bullet"/>
+      <w:lvlText w:val="o"/>
+      <w:lvlJc w:val="left"/>
+      <w:pPr>
+        <w:ind w:left="1440" w:hanging="360"/>
+      </w:pPr>
+      <w:rPr>
+        <w:rFonts w:ascii="Courier New" w:hAnsi="Courier New" w:cs="Courier New" w:hint="default"/>
+      </w:rPr>
+    </w:lvl>
+    <w:lvl w:ilvl="2" w:tplc="04090005" w:tentative="1">
+      <w:start w:val="1"/>
+      <w:numFmt w:val="bullet"/>
+      <w:lvlText w:val=""/>
+      <w:lvlJc w:val="left"/>
+      <w:pPr>
+        <w:ind w:left="2160" w:hanging="360"/>
+      </w:pPr>
+      <w:rPr>
+        <w:rFonts w:ascii="Wingdings" w:hAnsi="Wingdings" w:hint="default"/>
+      </w:rPr>
+    </w:lvl>
+    <w:lvl w:ilvl="3" w:tplc="04090001" w:tentative="1">
+      <w:start w:val="1"/>
+      <w:numFmt w:val="bullet"/>
+      <w:lvlText w:val=""/>
+      <w:lvlJc w:val="left"/>
+      <w:pPr>
+        <w:ind w:left="2880" w:hanging="360"/>
+      </w:pPr>
+      <w:rPr>
+        <w:rFonts w:ascii="Symbol" w:hAnsi="Symbol" w:hint="default"/>
+      </w:rPr>
+    </w:lvl>
+    <w:lvl w:ilvl="4" w:tplc="04090003" w:tentative="1">
+      <w:start w:val="1"/>
+      <w:numFmt w:val="bullet"/>
+      <w:lvlText w:val="o"/>
+      <w:lvlJc w:val="left"/>
+      <w:pPr>
+        <w:ind w:left="3600" w:hanging="360"/>
+      </w:pPr>
+      <w:rPr>
+        <w:rFonts w:ascii="Courier New" w:hAnsi="Courier New" w:cs="Courier New" w:hint="default"/>
+      </w:rPr>
+    </w:lvl>
+    <w:lvl w:ilvl="5" w:tplc="04090005" w:tentative="1">
+      <w:start w:val="1"/>
+      <w:numFmt w:val="bullet"/>
+      <w:lvlText w:val=""/>
+      <w:lvlJc w:val="left"/>
+      <w:pPr>
+        <w:ind w:left="4320" w:hanging="360"/>
+      </w:pPr>
+      <w:rPr>
+        <w:rFonts w:ascii="Wingdings" w:hAnsi="Wingdings" w:hint="default"/>
+      </w:rPr>
+    </w:lvl>
+    <w:lvl w:ilvl="6" w:tplc="04090001" w:tentative="1">
+      <w:start w:val="1"/>
+      <w:numFmt w:val="bullet"/>
+      <w:lvlText w:val=""/>
+      <w:lvlJc w:val="left"/>
+      <w:pPr>
+        <w:ind w:left="5040" w:hanging="360"/>
+      </w:pPr>
+      <w:rPr>
+        <w:rFonts w:ascii="Symbol" w:hAnsi="Symbol" w:hint="default"/>
+      </w:rPr>
+    </w:lvl>
+    <w:lvl w:ilvl="7" w:tplc="04090003" w:tentative="1">
+      <w:start w:val="1"/>
+      <w:numFmt w:val="bullet"/>
+      <w:lvlText w:val="o"/>
+      <w:lvlJc w:val="left"/>
+      <w:pPr>
+        <w:ind w:left="5760" w:hanging="360"/>
+      </w:pPr>
+      <w:rPr>
+        <w:rFonts w:ascii="Courier New" w:hAnsi="Courier New" w:cs="Courier New" w:hint="default"/>
+      </w:rPr>
+    </w:lvl>
+    <w:lvl w:ilvl="8" w:tplc="04090005" w:tentative="1">
+      <w:start w:val="1"/>
+      <w:numFmt w:val="bullet"/>
+      <w:lvlText w:val=""/>
+      <w:lvlJc w:val="left"/>
+      <w:pPr>
+        <w:ind w:left="6480" w:hanging="360"/>
+      </w:pPr>
+      <w:rPr>
+        <w:rFonts w:ascii="Wingdings" w:hAnsi="Wingdings" w:hint="default"/>
+      </w:rPr>
+    </w:lvl>
+  </w:abstractNum>
+  <w:abstractNum w:abstractNumId="8" w15:restartNumberingAfterBreak="0">
     <w:nsid w:val="22721806"/>
     <w:multiLevelType w:val="hybridMultilevel"/>
     <w:tmpl w:val="F4E8E8C6"/>
@@ -40341,7 +40030,346 @@
       </w:rPr>
     </w:lvl>
   </w:abstractNum>
-  <w:abstractNum w:abstractNumId="8" w15:restartNumberingAfterBreak="0">
+  <w:abstractNum w:abstractNumId="9" w15:restartNumberingAfterBreak="0">
+    <w:nsid w:val="264864A3"/>
+    <w:multiLevelType w:val="hybridMultilevel"/>
+    <w:tmpl w:val="0AA0F0CC"/>
+    <w:lvl w:ilvl="0" w:tplc="04090001">
+      <w:start w:val="1"/>
+      <w:numFmt w:val="bullet"/>
+      <w:lvlText w:val=""/>
+      <w:lvlJc w:val="left"/>
+      <w:pPr>
+        <w:ind w:left="720" w:hanging="360"/>
+      </w:pPr>
+      <w:rPr>
+        <w:rFonts w:ascii="Symbol" w:hAnsi="Symbol" w:hint="default"/>
+      </w:rPr>
+    </w:lvl>
+    <w:lvl w:ilvl="1" w:tplc="04090003" w:tentative="1">
+      <w:start w:val="1"/>
+      <w:numFmt w:val="bullet"/>
+      <w:lvlText w:val="o"/>
+      <w:lvlJc w:val="left"/>
+      <w:pPr>
+        <w:ind w:left="1440" w:hanging="360"/>
+      </w:pPr>
+      <w:rPr>
+        <w:rFonts w:ascii="Courier New" w:hAnsi="Courier New" w:cs="Courier New" w:hint="default"/>
+      </w:rPr>
+    </w:lvl>
+    <w:lvl w:ilvl="2" w:tplc="04090005" w:tentative="1">
+      <w:start w:val="1"/>
+      <w:numFmt w:val="bullet"/>
+      <w:lvlText w:val=""/>
+      <w:lvlJc w:val="left"/>
+      <w:pPr>
+        <w:ind w:left="2160" w:hanging="360"/>
+      </w:pPr>
+      <w:rPr>
+        <w:rFonts w:ascii="Wingdings" w:hAnsi="Wingdings" w:hint="default"/>
+      </w:rPr>
+    </w:lvl>
+    <w:lvl w:ilvl="3" w:tplc="04090001" w:tentative="1">
+      <w:start w:val="1"/>
+      <w:numFmt w:val="bullet"/>
+      <w:lvlText w:val=""/>
+      <w:lvlJc w:val="left"/>
+      <w:pPr>
+        <w:ind w:left="2880" w:hanging="360"/>
+      </w:pPr>
+      <w:rPr>
+        <w:rFonts w:ascii="Symbol" w:hAnsi="Symbol" w:hint="default"/>
+      </w:rPr>
+    </w:lvl>
+    <w:lvl w:ilvl="4" w:tplc="04090003" w:tentative="1">
+      <w:start w:val="1"/>
+      <w:numFmt w:val="bullet"/>
+      <w:lvlText w:val="o"/>
+      <w:lvlJc w:val="left"/>
+      <w:pPr>
+        <w:ind w:left="3600" w:hanging="360"/>
+      </w:pPr>
+      <w:rPr>
+        <w:rFonts w:ascii="Courier New" w:hAnsi="Courier New" w:cs="Courier New" w:hint="default"/>
+      </w:rPr>
+    </w:lvl>
+    <w:lvl w:ilvl="5" w:tplc="04090005" w:tentative="1">
+      <w:start w:val="1"/>
+      <w:numFmt w:val="bullet"/>
+      <w:lvlText w:val=""/>
+      <w:lvlJc w:val="left"/>
+      <w:pPr>
+        <w:ind w:left="4320" w:hanging="360"/>
+      </w:pPr>
+      <w:rPr>
+        <w:rFonts w:ascii="Wingdings" w:hAnsi="Wingdings" w:hint="default"/>
+      </w:rPr>
+    </w:lvl>
+    <w:lvl w:ilvl="6" w:tplc="04090001" w:tentative="1">
+      <w:start w:val="1"/>
+      <w:numFmt w:val="bullet"/>
+      <w:lvlText w:val=""/>
+      <w:lvlJc w:val="left"/>
+      <w:pPr>
+        <w:ind w:left="5040" w:hanging="360"/>
+      </w:pPr>
+      <w:rPr>
+        <w:rFonts w:ascii="Symbol" w:hAnsi="Symbol" w:hint="default"/>
+      </w:rPr>
+    </w:lvl>
+    <w:lvl w:ilvl="7" w:tplc="04090003" w:tentative="1">
+      <w:start w:val="1"/>
+      <w:numFmt w:val="bullet"/>
+      <w:lvlText w:val="o"/>
+      <w:lvlJc w:val="left"/>
+      <w:pPr>
+        <w:ind w:left="5760" w:hanging="360"/>
+      </w:pPr>
+      <w:rPr>
+        <w:rFonts w:ascii="Courier New" w:hAnsi="Courier New" w:cs="Courier New" w:hint="default"/>
+      </w:rPr>
+    </w:lvl>
+    <w:lvl w:ilvl="8" w:tplc="04090005" w:tentative="1">
+      <w:start w:val="1"/>
+      <w:numFmt w:val="bullet"/>
+      <w:lvlText w:val=""/>
+      <w:lvlJc w:val="left"/>
+      <w:pPr>
+        <w:ind w:left="6480" w:hanging="360"/>
+      </w:pPr>
+      <w:rPr>
+        <w:rFonts w:ascii="Wingdings" w:hAnsi="Wingdings" w:hint="default"/>
+      </w:rPr>
+    </w:lvl>
+  </w:abstractNum>
+  <w:abstractNum w:abstractNumId="10" w15:restartNumberingAfterBreak="0">
+    <w:nsid w:val="2A181BD4"/>
+    <w:multiLevelType w:val="hybridMultilevel"/>
+    <w:tmpl w:val="A0D69CE0"/>
+    <w:lvl w:ilvl="0" w:tplc="04090001">
+      <w:start w:val="1"/>
+      <w:numFmt w:val="bullet"/>
+      <w:lvlText w:val=""/>
+      <w:lvlJc w:val="left"/>
+      <w:pPr>
+        <w:ind w:left="720" w:hanging="360"/>
+      </w:pPr>
+      <w:rPr>
+        <w:rFonts w:ascii="Symbol" w:hAnsi="Symbol" w:hint="default"/>
+      </w:rPr>
+    </w:lvl>
+    <w:lvl w:ilvl="1" w:tplc="04090003" w:tentative="1">
+      <w:start w:val="1"/>
+      <w:numFmt w:val="bullet"/>
+      <w:lvlText w:val="o"/>
+      <w:lvlJc w:val="left"/>
+      <w:pPr>
+        <w:ind w:left="1440" w:hanging="360"/>
+      </w:pPr>
+      <w:rPr>
+        <w:rFonts w:ascii="Courier New" w:hAnsi="Courier New" w:cs="Courier New" w:hint="default"/>
+      </w:rPr>
+    </w:lvl>
+    <w:lvl w:ilvl="2" w:tplc="04090005" w:tentative="1">
+      <w:start w:val="1"/>
+      <w:numFmt w:val="bullet"/>
+      <w:lvlText w:val=""/>
+      <w:lvlJc w:val="left"/>
+      <w:pPr>
+        <w:ind w:left="2160" w:hanging="360"/>
+      </w:pPr>
+      <w:rPr>
+        <w:rFonts w:ascii="Wingdings" w:hAnsi="Wingdings" w:hint="default"/>
+      </w:rPr>
+    </w:lvl>
+    <w:lvl w:ilvl="3" w:tplc="04090001" w:tentative="1">
+      <w:start w:val="1"/>
+      <w:numFmt w:val="bullet"/>
+      <w:lvlText w:val=""/>
+      <w:lvlJc w:val="left"/>
+      <w:pPr>
+        <w:ind w:left="2880" w:hanging="360"/>
+      </w:pPr>
+      <w:rPr>
+        <w:rFonts w:ascii="Symbol" w:hAnsi="Symbol" w:hint="default"/>
+      </w:rPr>
+    </w:lvl>
+    <w:lvl w:ilvl="4" w:tplc="04090003" w:tentative="1">
+      <w:start w:val="1"/>
+      <w:numFmt w:val="bullet"/>
+      <w:lvlText w:val="o"/>
+      <w:lvlJc w:val="left"/>
+      <w:pPr>
+        <w:ind w:left="3600" w:hanging="360"/>
+      </w:pPr>
+      <w:rPr>
+        <w:rFonts w:ascii="Courier New" w:hAnsi="Courier New" w:cs="Courier New" w:hint="default"/>
+      </w:rPr>
+    </w:lvl>
+    <w:lvl w:ilvl="5" w:tplc="04090005" w:tentative="1">
+      <w:start w:val="1"/>
+      <w:numFmt w:val="bullet"/>
+      <w:lvlText w:val=""/>
+      <w:lvlJc w:val="left"/>
+      <w:pPr>
+        <w:ind w:left="4320" w:hanging="360"/>
+      </w:pPr>
+      <w:rPr>
+        <w:rFonts w:ascii="Wingdings" w:hAnsi="Wingdings" w:hint="default"/>
+      </w:rPr>
+    </w:lvl>
+    <w:lvl w:ilvl="6" w:tplc="04090001" w:tentative="1">
+      <w:start w:val="1"/>
+      <w:numFmt w:val="bullet"/>
+      <w:lvlText w:val=""/>
+      <w:lvlJc w:val="left"/>
+      <w:pPr>
+        <w:ind w:left="5040" w:hanging="360"/>
+      </w:pPr>
+      <w:rPr>
+        <w:rFonts w:ascii="Symbol" w:hAnsi="Symbol" w:hint="default"/>
+      </w:rPr>
+    </w:lvl>
+    <w:lvl w:ilvl="7" w:tplc="04090003" w:tentative="1">
+      <w:start w:val="1"/>
+      <w:numFmt w:val="bullet"/>
+      <w:lvlText w:val="o"/>
+      <w:lvlJc w:val="left"/>
+      <w:pPr>
+        <w:ind w:left="5760" w:hanging="360"/>
+      </w:pPr>
+      <w:rPr>
+        <w:rFonts w:ascii="Courier New" w:hAnsi="Courier New" w:cs="Courier New" w:hint="default"/>
+      </w:rPr>
+    </w:lvl>
+    <w:lvl w:ilvl="8" w:tplc="04090005" w:tentative="1">
+      <w:start w:val="1"/>
+      <w:numFmt w:val="bullet"/>
+      <w:lvlText w:val=""/>
+      <w:lvlJc w:val="left"/>
+      <w:pPr>
+        <w:ind w:left="6480" w:hanging="360"/>
+      </w:pPr>
+      <w:rPr>
+        <w:rFonts w:ascii="Wingdings" w:hAnsi="Wingdings" w:hint="default"/>
+      </w:rPr>
+    </w:lvl>
+  </w:abstractNum>
+  <w:abstractNum w:abstractNumId="11" w15:restartNumberingAfterBreak="0">
+    <w:nsid w:val="387F0DD2"/>
+    <w:multiLevelType w:val="hybridMultilevel"/>
+    <w:tmpl w:val="B4781198"/>
+    <w:lvl w:ilvl="0" w:tplc="04090001">
+      <w:start w:val="1"/>
+      <w:numFmt w:val="bullet"/>
+      <w:lvlText w:val=""/>
+      <w:lvlJc w:val="left"/>
+      <w:pPr>
+        <w:ind w:left="1440" w:hanging="360"/>
+      </w:pPr>
+      <w:rPr>
+        <w:rFonts w:ascii="Symbol" w:hAnsi="Symbol" w:hint="default"/>
+      </w:rPr>
+    </w:lvl>
+    <w:lvl w:ilvl="1" w:tplc="04090003" w:tentative="1">
+      <w:start w:val="1"/>
+      <w:numFmt w:val="bullet"/>
+      <w:lvlText w:val="o"/>
+      <w:lvlJc w:val="left"/>
+      <w:pPr>
+        <w:ind w:left="2160" w:hanging="360"/>
+      </w:pPr>
+      <w:rPr>
+        <w:rFonts w:ascii="Courier New" w:hAnsi="Courier New" w:cs="Courier New" w:hint="default"/>
+      </w:rPr>
+    </w:lvl>
+    <w:lvl w:ilvl="2" w:tplc="04090005" w:tentative="1">
+      <w:start w:val="1"/>
+      <w:numFmt w:val="bullet"/>
+      <w:lvlText w:val=""/>
+      <w:lvlJc w:val="left"/>
+      <w:pPr>
+        <w:ind w:left="2880" w:hanging="360"/>
+      </w:pPr>
+      <w:rPr>
+        <w:rFonts w:ascii="Wingdings" w:hAnsi="Wingdings" w:hint="default"/>
+      </w:rPr>
+    </w:lvl>
+    <w:lvl w:ilvl="3" w:tplc="04090001" w:tentative="1">
+      <w:start w:val="1"/>
+      <w:numFmt w:val="bullet"/>
+      <w:lvlText w:val=""/>
+      <w:lvlJc w:val="left"/>
+      <w:pPr>
+        <w:ind w:left="3600" w:hanging="360"/>
+      </w:pPr>
+      <w:rPr>
+        <w:rFonts w:ascii="Symbol" w:hAnsi="Symbol" w:hint="default"/>
+      </w:rPr>
+    </w:lvl>
+    <w:lvl w:ilvl="4" w:tplc="04090003" w:tentative="1">
+      <w:start w:val="1"/>
+      <w:numFmt w:val="bullet"/>
+      <w:lvlText w:val="o"/>
+      <w:lvlJc w:val="left"/>
+      <w:pPr>
+        <w:ind w:left="4320" w:hanging="360"/>
+      </w:pPr>
+      <w:rPr>
+        <w:rFonts w:ascii="Courier New" w:hAnsi="Courier New" w:cs="Courier New" w:hint="default"/>
+      </w:rPr>
+    </w:lvl>
+    <w:lvl w:ilvl="5" w:tplc="04090005" w:tentative="1">
+      <w:start w:val="1"/>
+      <w:numFmt w:val="bullet"/>
+      <w:lvlText w:val=""/>
+      <w:lvlJc w:val="left"/>
+      <w:pPr>
+        <w:ind w:left="5040" w:hanging="360"/>
+      </w:pPr>
+      <w:rPr>
+        <w:rFonts w:ascii="Wingdings" w:hAnsi="Wingdings" w:hint="default"/>
+      </w:rPr>
+    </w:lvl>
+    <w:lvl w:ilvl="6" w:tplc="04090001" w:tentative="1">
+      <w:start w:val="1"/>
+      <w:numFmt w:val="bullet"/>
+      <w:lvlText w:val=""/>
+      <w:lvlJc w:val="left"/>
+      <w:pPr>
+        <w:ind w:left="5760" w:hanging="360"/>
+      </w:pPr>
+      <w:rPr>
+        <w:rFonts w:ascii="Symbol" w:hAnsi="Symbol" w:hint="default"/>
+      </w:rPr>
+    </w:lvl>
+    <w:lvl w:ilvl="7" w:tplc="04090003" w:tentative="1">
+      <w:start w:val="1"/>
+      <w:numFmt w:val="bullet"/>
+      <w:lvlText w:val="o"/>
+      <w:lvlJc w:val="left"/>
+      <w:pPr>
+        <w:ind w:left="6480" w:hanging="360"/>
+      </w:pPr>
+      <w:rPr>
+        <w:rFonts w:ascii="Courier New" w:hAnsi="Courier New" w:cs="Courier New" w:hint="default"/>
+      </w:rPr>
+    </w:lvl>
+    <w:lvl w:ilvl="8" w:tplc="04090005" w:tentative="1">
+      <w:start w:val="1"/>
+      <w:numFmt w:val="bullet"/>
+      <w:lvlText w:val=""/>
+      <w:lvlJc w:val="left"/>
+      <w:pPr>
+        <w:ind w:left="7200" w:hanging="360"/>
+      </w:pPr>
+      <w:rPr>
+        <w:rFonts w:ascii="Wingdings" w:hAnsi="Wingdings" w:hint="default"/>
+      </w:rPr>
+    </w:lvl>
+  </w:abstractNum>
+  <w:abstractNum w:abstractNumId="12" w15:restartNumberingAfterBreak="0">
     <w:nsid w:val="421614CA"/>
     <w:multiLevelType w:val="hybridMultilevel"/>
     <w:tmpl w:val="5F129056"/>
@@ -40454,7 +40482,7 @@
       </w:rPr>
     </w:lvl>
   </w:abstractNum>
-  <w:abstractNum w:abstractNumId="9" w15:restartNumberingAfterBreak="0">
+  <w:abstractNum w:abstractNumId="13" w15:restartNumberingAfterBreak="0">
     <w:nsid w:val="4C9D581D"/>
     <w:multiLevelType w:val="hybridMultilevel"/>
     <w:tmpl w:val="3596391A"/>
@@ -40567,7 +40595,120 @@
       </w:rPr>
     </w:lvl>
   </w:abstractNum>
-  <w:abstractNum w:abstractNumId="10" w15:restartNumberingAfterBreak="0">
+  <w:abstractNum w:abstractNumId="14" w15:restartNumberingAfterBreak="0">
+    <w:nsid w:val="4E042607"/>
+    <w:multiLevelType w:val="hybridMultilevel"/>
+    <w:tmpl w:val="3E663EEA"/>
+    <w:lvl w:ilvl="0" w:tplc="04090001">
+      <w:start w:val="1"/>
+      <w:numFmt w:val="bullet"/>
+      <w:lvlText w:val=""/>
+      <w:lvlJc w:val="left"/>
+      <w:pPr>
+        <w:ind w:left="720" w:hanging="360"/>
+      </w:pPr>
+      <w:rPr>
+        <w:rFonts w:ascii="Symbol" w:hAnsi="Symbol" w:hint="default"/>
+      </w:rPr>
+    </w:lvl>
+    <w:lvl w:ilvl="1" w:tplc="04090003" w:tentative="1">
+      <w:start w:val="1"/>
+      <w:numFmt w:val="bullet"/>
+      <w:lvlText w:val="o"/>
+      <w:lvlJc w:val="left"/>
+      <w:pPr>
+        <w:ind w:left="1440" w:hanging="360"/>
+      </w:pPr>
+      <w:rPr>
+        <w:rFonts w:ascii="Courier New" w:hAnsi="Courier New" w:cs="Courier New" w:hint="default"/>
+      </w:rPr>
+    </w:lvl>
+    <w:lvl w:ilvl="2" w:tplc="04090005" w:tentative="1">
+      <w:start w:val="1"/>
+      <w:numFmt w:val="bullet"/>
+      <w:lvlText w:val=""/>
+      <w:lvlJc w:val="left"/>
+      <w:pPr>
+        <w:ind w:left="2160" w:hanging="360"/>
+      </w:pPr>
+      <w:rPr>
+        <w:rFonts w:ascii="Wingdings" w:hAnsi="Wingdings" w:hint="default"/>
+      </w:rPr>
+    </w:lvl>
+    <w:lvl w:ilvl="3" w:tplc="04090001" w:tentative="1">
+      <w:start w:val="1"/>
+      <w:numFmt w:val="bullet"/>
+      <w:lvlText w:val=""/>
+      <w:lvlJc w:val="left"/>
+      <w:pPr>
+        <w:ind w:left="2880" w:hanging="360"/>
+      </w:pPr>
+      <w:rPr>
+        <w:rFonts w:ascii="Symbol" w:hAnsi="Symbol" w:hint="default"/>
+      </w:rPr>
+    </w:lvl>
+    <w:lvl w:ilvl="4" w:tplc="04090003" w:tentative="1">
+      <w:start w:val="1"/>
+      <w:numFmt w:val="bullet"/>
+      <w:lvlText w:val="o"/>
+      <w:lvlJc w:val="left"/>
+      <w:pPr>
+        <w:ind w:left="3600" w:hanging="360"/>
+      </w:pPr>
+      <w:rPr>
+        <w:rFonts w:ascii="Courier New" w:hAnsi="Courier New" w:cs="Courier New" w:hint="default"/>
+      </w:rPr>
+    </w:lvl>
+    <w:lvl w:ilvl="5" w:tplc="04090005" w:tentative="1">
+      <w:start w:val="1"/>
+      <w:numFmt w:val="bullet"/>
+      <w:lvlText w:val=""/>
+      <w:lvlJc w:val="left"/>
+      <w:pPr>
+        <w:ind w:left="4320" w:hanging="360"/>
+      </w:pPr>
+      <w:rPr>
+        <w:rFonts w:ascii="Wingdings" w:hAnsi="Wingdings" w:hint="default"/>
+      </w:rPr>
+    </w:lvl>
+    <w:lvl w:ilvl="6" w:tplc="04090001" w:tentative="1">
+      <w:start w:val="1"/>
+      <w:numFmt w:val="bullet"/>
+      <w:lvlText w:val=""/>
+      <w:lvlJc w:val="left"/>
+      <w:pPr>
+        <w:ind w:left="5040" w:hanging="360"/>
+      </w:pPr>
+      <w:rPr>
+        <w:rFonts w:ascii="Symbol" w:hAnsi="Symbol" w:hint="default"/>
+      </w:rPr>
+    </w:lvl>
+    <w:lvl w:ilvl="7" w:tplc="04090003" w:tentative="1">
+      <w:start w:val="1"/>
+      <w:numFmt w:val="bullet"/>
+      <w:lvlText w:val="o"/>
+      <w:lvlJc w:val="left"/>
+      <w:pPr>
+        <w:ind w:left="5760" w:hanging="360"/>
+      </w:pPr>
+      <w:rPr>
+        <w:rFonts w:ascii="Courier New" w:hAnsi="Courier New" w:cs="Courier New" w:hint="default"/>
+      </w:rPr>
+    </w:lvl>
+    <w:lvl w:ilvl="8" w:tplc="04090005" w:tentative="1">
+      <w:start w:val="1"/>
+      <w:numFmt w:val="bullet"/>
+      <w:lvlText w:val=""/>
+      <w:lvlJc w:val="left"/>
+      <w:pPr>
+        <w:ind w:left="6480" w:hanging="360"/>
+      </w:pPr>
+      <w:rPr>
+        <w:rFonts w:ascii="Wingdings" w:hAnsi="Wingdings" w:hint="default"/>
+      </w:rPr>
+    </w:lvl>
+  </w:abstractNum>
+  <w:abstractNum w:abstractNumId="15" w15:restartNumberingAfterBreak="0">
     <w:nsid w:val="71C02787"/>
     <w:multiLevelType w:val="multilevel"/>
     <w:tmpl w:val="04090025"/>
@@ -40598,7 +40739,7 @@
       <w:lvlText w:val="%1.%2.%3"/>
       <w:lvlJc w:val="left"/>
       <w:pPr>
-        <w:ind w:left="1440" w:hanging="720"/>
+        <w:ind w:left="1530" w:hanging="720"/>
       </w:pPr>
     </w:lvl>
     <w:lvl w:ilvl="3">
@@ -40662,7 +40803,120 @@
       </w:pPr>
     </w:lvl>
   </w:abstractNum>
-  <w:abstractNum w:abstractNumId="11" w15:restartNumberingAfterBreak="0">
+  <w:abstractNum w:abstractNumId="16" w15:restartNumberingAfterBreak="0">
+    <w:nsid w:val="72D367B7"/>
+    <w:multiLevelType w:val="hybridMultilevel"/>
+    <w:tmpl w:val="5E4852E4"/>
+    <w:lvl w:ilvl="0" w:tplc="04090001">
+      <w:start w:val="1"/>
+      <w:numFmt w:val="bullet"/>
+      <w:lvlText w:val=""/>
+      <w:lvlJc w:val="left"/>
+      <w:pPr>
+        <w:ind w:left="1440" w:hanging="360"/>
+      </w:pPr>
+      <w:rPr>
+        <w:rFonts w:ascii="Symbol" w:hAnsi="Symbol" w:hint="default"/>
+      </w:rPr>
+    </w:lvl>
+    <w:lvl w:ilvl="1" w:tplc="04090003" w:tentative="1">
+      <w:start w:val="1"/>
+      <w:numFmt w:val="bullet"/>
+      <w:lvlText w:val="o"/>
+      <w:lvlJc w:val="left"/>
+      <w:pPr>
+        <w:ind w:left="2160" w:hanging="360"/>
+      </w:pPr>
+      <w:rPr>
+        <w:rFonts w:ascii="Courier New" w:hAnsi="Courier New" w:cs="Courier New" w:hint="default"/>
+      </w:rPr>
+    </w:lvl>
+    <w:lvl w:ilvl="2" w:tplc="04090005" w:tentative="1">
+      <w:start w:val="1"/>
+      <w:numFmt w:val="bullet"/>
+      <w:lvlText w:val=""/>
+      <w:lvlJc w:val="left"/>
+      <w:pPr>
+        <w:ind w:left="2880" w:hanging="360"/>
+      </w:pPr>
+      <w:rPr>
+        <w:rFonts w:ascii="Wingdings" w:hAnsi="Wingdings" w:hint="default"/>
+      </w:rPr>
+    </w:lvl>
+    <w:lvl w:ilvl="3" w:tplc="04090001" w:tentative="1">
+      <w:start w:val="1"/>
+      <w:numFmt w:val="bullet"/>
+      <w:lvlText w:val=""/>
+      <w:lvlJc w:val="left"/>
+      <w:pPr>
+        <w:ind w:left="3600" w:hanging="360"/>
+      </w:pPr>
+      <w:rPr>
+        <w:rFonts w:ascii="Symbol" w:hAnsi="Symbol" w:hint="default"/>
+      </w:rPr>
+    </w:lvl>
+    <w:lvl w:ilvl="4" w:tplc="04090003" w:tentative="1">
+      <w:start w:val="1"/>
+      <w:numFmt w:val="bullet"/>
+      <w:lvlText w:val="o"/>
+      <w:lvlJc w:val="left"/>
+      <w:pPr>
+        <w:ind w:left="4320" w:hanging="360"/>
+      </w:pPr>
+      <w:rPr>
+        <w:rFonts w:ascii="Courier New" w:hAnsi="Courier New" w:cs="Courier New" w:hint="default"/>
+      </w:rPr>
+    </w:lvl>
+    <w:lvl w:ilvl="5" w:tplc="04090005" w:tentative="1">
+      <w:start w:val="1"/>
+      <w:numFmt w:val="bullet"/>
+      <w:lvlText w:val=""/>
+      <w:lvlJc w:val="left"/>
+      <w:pPr>
+        <w:ind w:left="5040" w:hanging="360"/>
+      </w:pPr>
+      <w:rPr>
+        <w:rFonts w:ascii="Wingdings" w:hAnsi="Wingdings" w:hint="default"/>
+      </w:rPr>
+    </w:lvl>
+    <w:lvl w:ilvl="6" w:tplc="04090001" w:tentative="1">
+      <w:start w:val="1"/>
+      <w:numFmt w:val="bullet"/>
+      <w:lvlText w:val=""/>
+      <w:lvlJc w:val="left"/>
+      <w:pPr>
+        <w:ind w:left="5760" w:hanging="360"/>
+      </w:pPr>
+      <w:rPr>
+        <w:rFonts w:ascii="Symbol" w:hAnsi="Symbol" w:hint="default"/>
+      </w:rPr>
+    </w:lvl>
+    <w:lvl w:ilvl="7" w:tplc="04090003" w:tentative="1">
+      <w:start w:val="1"/>
+      <w:numFmt w:val="bullet"/>
+      <w:lvlText w:val="o"/>
+      <w:lvlJc w:val="left"/>
+      <w:pPr>
+        <w:ind w:left="6480" w:hanging="360"/>
+      </w:pPr>
+      <w:rPr>
+        <w:rFonts w:ascii="Courier New" w:hAnsi="Courier New" w:cs="Courier New" w:hint="default"/>
+      </w:rPr>
+    </w:lvl>
+    <w:lvl w:ilvl="8" w:tplc="04090005" w:tentative="1">
+      <w:start w:val="1"/>
+      <w:numFmt w:val="bullet"/>
+      <w:lvlText w:val=""/>
+      <w:lvlJc w:val="left"/>
+      <w:pPr>
+        <w:ind w:left="7200" w:hanging="360"/>
+      </w:pPr>
+      <w:rPr>
+        <w:rFonts w:ascii="Wingdings" w:hAnsi="Wingdings" w:hint="default"/>
+      </w:rPr>
+    </w:lvl>
+  </w:abstractNum>
+  <w:abstractNum w:abstractNumId="17" w15:restartNumberingAfterBreak="0">
     <w:nsid w:val="7A014767"/>
     <w:multiLevelType w:val="hybridMultilevel"/>
     <w:tmpl w:val="EF58B02C"/>
@@ -40794,22 +41048,40 @@
     <w:abstractNumId w:val="0"/>
   </w:num>
   <w:num w:numId="7" w16cid:durableId="260843293">
-    <w:abstractNumId w:val="10"/>
+    <w:abstractNumId w:val="15"/>
   </w:num>
   <w:num w:numId="8" w16cid:durableId="2096584671">
+    <w:abstractNumId w:val="12"/>
+  </w:num>
+  <w:num w:numId="9" w16cid:durableId="334505131">
     <w:abstractNumId w:val="8"/>
   </w:num>
-  <w:num w:numId="9" w16cid:durableId="334505131">
-    <w:abstractNumId w:val="7"/>
-  </w:num>
   <w:num w:numId="10" w16cid:durableId="2006974925">
-    <w:abstractNumId w:val="9"/>
+    <w:abstractNumId w:val="13"/>
   </w:num>
   <w:num w:numId="11" w16cid:durableId="63992359">
     <w:abstractNumId w:val="6"/>
   </w:num>
   <w:num w:numId="12" w16cid:durableId="1016924902">
+    <w:abstractNumId w:val="17"/>
+  </w:num>
+  <w:num w:numId="13" w16cid:durableId="846408741">
+    <w:abstractNumId w:val="14"/>
+  </w:num>
+  <w:num w:numId="14" w16cid:durableId="985207252">
+    <w:abstractNumId w:val="7"/>
+  </w:num>
+  <w:num w:numId="15" w16cid:durableId="1313364065">
     <w:abstractNumId w:val="11"/>
+  </w:num>
+  <w:num w:numId="16" w16cid:durableId="343482163">
+    <w:abstractNumId w:val="10"/>
+  </w:num>
+  <w:num w:numId="17" w16cid:durableId="52511672">
+    <w:abstractNumId w:val="9"/>
+  </w:num>
+  <w:num w:numId="18" w16cid:durableId="236981701">
+    <w:abstractNumId w:val="16"/>
   </w:num>
   <w:numIdMacAtCleanup w:val="12"/>
 </w:numbering>
@@ -41465,7 +41737,6 @@
   <w:style w:type="character" w:default="1" w:styleId="DefaultParagraphFont">
     <w:name w:val="Default Paragraph Font"/>
     <w:uiPriority w:val="1"/>
-    <w:semiHidden/>
     <w:unhideWhenUsed/>
   </w:style>
   <w:style w:type="table" w:default="1" w:styleId="TableNormal">
